--- a/CÔNG TY TNHH VENUS MANUFACTURING/ThayDoiThanhVien/VenusManufacturing_GiayDeNghi_Mau12.docx
+++ b/CÔNG TY TNHH VENUS MANUFACTURING/ThayDoiThanhVien/VenusManufacturing_GiayDeNghi_Mau12.docx
@@ -145,7 +145,7 @@
                 <w:sz w:val="26"/>
                 <w:szCs w:val="26"/>
               </w:rPr>
-              <w:t>CÔNG TY TNHH CÔNG NGHỆ KIM LOẠI CHÂU Á</w:t>
+              <w:t>CÔNG TY TNHH VENUS MANUFACTURING</w:t>
             </w:r>
           </w:p>
         </w:tc>
@@ -356,7 +356,7 @@
                 <w:sz w:val="26"/>
                 <w:szCs w:val="26"/>
               </w:rPr>
-              <w:t>2</w:t>
+              <w:t>18</w:t>
             </w:r>
             <w:r>
               <w:rPr>
@@ -376,8 +376,6 @@
               </w:rPr>
               <w:t>3</w:t>
             </w:r>
-            <w:bookmarkStart w:id="1" w:name="_GoBack"/>
-            <w:bookmarkEnd w:id="1"/>
             <w:r>
               <w:rPr>
                 <w:rFonts w:ascii="Times New Roman" w:eastAsia="Times New Roman" w:hAnsi="Times New Roman" w:cs="Times New Roman"/>
@@ -501,7 +499,7 @@
         <w:br/>
         <w:t xml:space="preserve">Đăng ký </w:t>
       </w:r>
-      <w:bookmarkStart w:id="2" w:name="_Hlk174028475"/>
+      <w:bookmarkStart w:id="1" w:name="_Hlk174028475"/>
       <w:r>
         <w:rPr>
           <w:rFonts w:ascii="Times New Roman" w:eastAsia="Calibri" w:hAnsi="Times New Roman" w:cs="Times New Roman"/>
@@ -511,7 +509,7 @@
         </w:rPr>
         <w:t>thay đổi nội dung Giấy chứng nhận đăng ký doanh nghiệp</w:t>
       </w:r>
-      <w:bookmarkEnd w:id="2"/>
+      <w:bookmarkEnd w:id="1"/>
       <w:r>
         <w:rPr>
           <w:rFonts w:ascii="Times New Roman" w:eastAsia="Calibri" w:hAnsi="Times New Roman" w:cs="Times New Roman"/>
@@ -1086,7 +1084,7 @@
           <w:sz w:val="28"/>
           <w:szCs w:val="28"/>
         </w:rPr>
-        <w:t>CÔNG TY TNHH CÔNG NGHỆ KIM LOẠI CHÂU Á</w:t>
+        <w:t>CÔNG TY TNHH VENUS MANUFACTURING</w:t>
       </w:r>
     </w:p>
     <w:p>
@@ -1117,7 +1115,7 @@
           <w:sz w:val="28"/>
           <w:szCs w:val="28"/>
         </w:rPr>
-        <w:t>3702570782</w:t>
+        <w:t>3703335492</w:t>
       </w:r>
     </w:p>
     <w:p>
@@ -1228,7 +1226,7 @@
           <w:lang w:val="vi-VN"/>
         </w:rPr>
       </w:pPr>
-      <w:bookmarkStart w:id="3" w:name="_Hlk177941427"/>
+      <w:bookmarkStart w:id="2" w:name="_Hlk177941427"/>
       <w:r>
         <w:rPr>
           <w:rFonts w:ascii="Times New Roman" w:eastAsia="Calibri" w:hAnsi="Times New Roman" w:cs="Times New Roman"/>
@@ -1248,9 +1246,9 @@
         </w:rPr>
         <w:t>Doanh nghiệp chọn và kê khai vào trang tương ứng với nội dung đăng ký/</w:t>
       </w:r>
-      <w:bookmarkStart w:id="4" w:name="_Hlk177941461"/>
-    </w:p>
-    <w:bookmarkEnd w:id="4"/>
+      <w:bookmarkStart w:id="3" w:name="_Hlk177941461"/>
+    </w:p>
+    <w:bookmarkEnd w:id="3"/>
     <w:p>
       <w:pPr>
         <w:tabs>
@@ -1284,7 +1282,7 @@
         </w:rPr>
         <w:t>)</w:t>
       </w:r>
-      <w:bookmarkEnd w:id="3"/>
+      <w:bookmarkEnd w:id="2"/>
     </w:p>
     <w:p>
       <w:pPr>
@@ -1950,7 +1948,7 @@
         </w:rPr>
         <w:t xml:space="preserve">- Doanh </w:t>
       </w:r>
-      <w:bookmarkStart w:id="5" w:name="_Hlk177941472"/>
+      <w:bookmarkStart w:id="4" w:name="_Hlk177941472"/>
       <w:r>
         <w:rPr>
           <w:rFonts w:ascii="Times New Roman" w:eastAsia="Calibri" w:hAnsi="Times New Roman" w:cs="Times New Roman"/>
@@ -1982,7 +1980,7 @@
         <w:t xml:space="preserve">              Không</w:t>
       </w:r>
     </w:p>
-    <w:bookmarkEnd w:id="5"/>
+    <w:bookmarkEnd w:id="4"/>
     <w:p>
       <w:pPr>
         <w:spacing w:before="120" w:after="120" w:line="240" w:lineRule="auto"/>
@@ -2269,8 +2267,8 @@
           <w:vertAlign w:val="superscript"/>
         </w:rPr>
       </w:pPr>
-      <w:bookmarkStart w:id="6" w:name="_Hlk177941885"/>
-      <w:bookmarkStart w:id="7" w:name="_Hlk177941696"/>
+      <w:bookmarkStart w:id="5" w:name="_Hlk177941885"/>
+      <w:bookmarkStart w:id="6" w:name="_Hlk177941696"/>
       <w:r>
         <w:rPr>
           <w:rFonts w:ascii="Times New Roman" w:eastAsia="Calibri" w:hAnsi="Times New Roman" w:cs="Times New Roman"/>
@@ -2290,16 +2288,16 @@
         </w:rPr>
         <w:t xml:space="preserve">THAY ĐỔI </w:t>
       </w:r>
+      <w:bookmarkEnd w:id="5"/>
+      <w:r>
+        <w:rPr>
+          <w:rFonts w:ascii="Times New Roman" w:eastAsia="Calibri" w:hAnsi="Times New Roman" w:cs="Times New Roman"/>
+          <w:sz w:val="28"/>
+          <w:szCs w:val="28"/>
+        </w:rPr>
+        <w:t>NGÀNH, NGHỀ KINH DOANH</w:t>
+      </w:r>
       <w:bookmarkEnd w:id="6"/>
-      <w:r>
-        <w:rPr>
-          <w:rFonts w:ascii="Times New Roman" w:eastAsia="Calibri" w:hAnsi="Times New Roman" w:cs="Times New Roman"/>
-          <w:sz w:val="28"/>
-          <w:szCs w:val="28"/>
-        </w:rPr>
-        <w:t>NGÀNH, NGHỀ KINH DOANH</w:t>
-      </w:r>
-      <w:bookmarkEnd w:id="7"/>
       <w:r>
         <w:rPr>
           <w:rFonts w:ascii="Times New Roman" w:eastAsia="Calibri" w:hAnsi="Times New Roman" w:cs="Times New Roman"/>
@@ -2373,14 +2371,14 @@
       </w:tblPr>
       <w:tblGrid>
         <w:gridCol w:w="1478"/>
-        <w:gridCol w:w="4328"/>
+        <w:gridCol w:w="4309"/>
         <w:gridCol w:w="1808"/>
-        <w:gridCol w:w="1600"/>
+        <w:gridCol w:w="1619"/>
       </w:tblGrid>
       <w:tr>
         <w:tc>
           <w:tcPr>
-            <w:tcW w:w="1021" w:type="dxa"/>
+            <w:tcW w:w="1478" w:type="dxa"/>
           </w:tcPr>
           <w:p>
             <w:pPr>
@@ -2404,7 +2402,7 @@
         </w:tc>
         <w:tc>
           <w:tcPr>
-            <w:tcW w:w="4681" w:type="dxa"/>
+            <w:tcW w:w="5072" w:type="dxa"/>
           </w:tcPr>
           <w:p>
             <w:pPr>
@@ -2447,7 +2445,7 @@
         </w:tc>
         <w:tc>
           <w:tcPr>
-            <w:tcW w:w="1808" w:type="dxa"/>
+            <w:tcW w:w="1013" w:type="dxa"/>
           </w:tcPr>
           <w:p>
             <w:pPr>
@@ -2471,7 +2469,7 @@
         </w:tc>
         <w:tc>
           <w:tcPr>
-            <w:tcW w:w="1704" w:type="dxa"/>
+            <w:tcW w:w="1651" w:type="dxa"/>
           </w:tcPr>
           <w:p>
             <w:pPr>
@@ -2498,7 +2496,7 @@
       <w:tr>
         <w:tc>
           <w:tcPr>
-            <w:tcW w:w="1021" w:type="dxa"/>
+            <w:tcW w:w="1478" w:type="dxa"/>
           </w:tcPr>
           <w:p>
             <w:pPr>
@@ -2518,7 +2516,7 @@
         </w:tc>
         <w:tc>
           <w:tcPr>
-            <w:tcW w:w="4681" w:type="dxa"/>
+            <w:tcW w:w="5072" w:type="dxa"/>
           </w:tcPr>
           <w:p>
             <w:pPr>
@@ -2526,26 +2524,37 @@
               <w:ind w:left="144" w:right="1008"/>
               <w:rPr>
                 <w:rFonts w:ascii="Times New Roman" w:eastAsia="Calibri" w:hAnsi="Times New Roman" w:cs="Times New Roman"/>
-              </w:rPr>
-            </w:pPr>
-            <w:r>
-              <w:rPr>
-                <w:rFonts w:ascii="Times New Roman" w:eastAsia="Calibri" w:hAnsi="Times New Roman" w:cs="Times New Roman"/>
-              </w:rPr>
-              <w:t>Bán buôn vật liệu, thiết bị lắp đặt khác trong xây dựng</w:t>
-            </w:r>
-            <w:r>
-              <w:rPr>
-                <w:rFonts w:ascii="Times New Roman" w:eastAsia="Calibri" w:hAnsi="Times New Roman" w:cs="Times New Roman"/>
-              </w:rPr>
-              <w:br/>
-              <w:t>Chi tiết: Bán buôn kính xây dựng, đồ ngũ kim</w:t>
+                <w:b/>
+              </w:rPr>
+            </w:pPr>
+            <w:r>
+              <w:rPr>
+                <w:rFonts w:ascii="Times New Roman" w:eastAsia="Calibri" w:hAnsi="Times New Roman" w:cs="Times New Roman"/>
+                <w:b/>
+              </w:rPr>
+              <w:t>Sản xuất giường, tủ, bàn, ghế bằng gỗ</w:t>
+            </w:r>
+          </w:p>
+          <w:p>
+            <w:pPr>
+              <w:spacing w:after="200" w:line="276" w:lineRule="auto"/>
+              <w:ind w:left="144" w:right="1008"/>
+              <w:rPr>
+                <w:rFonts w:ascii="Times New Roman" w:eastAsia="Calibri" w:hAnsi="Times New Roman" w:cs="Times New Roman"/>
+              </w:rPr>
+            </w:pPr>
+            <w:r>
+              <w:rPr>
+                <w:rStyle w:val="lbl"/>
+                <w:rFonts w:ascii="Times New Roman" w:hAnsi="Times New Roman" w:cs="Times New Roman"/>
+              </w:rPr>
+              <w:t>Chi tiết: Sản xuất giường, tủ, bàn, ghế bằng gỗ, hàng nội thất và ngoại thất bằng gỗ</w:t>
             </w:r>
           </w:p>
         </w:tc>
         <w:tc>
           <w:tcPr>
-            <w:tcW w:w="1808" w:type="dxa"/>
+            <w:tcW w:w="1013" w:type="dxa"/>
           </w:tcPr>
           <w:p>
             <w:pPr>
@@ -2559,13 +2568,13 @@
               <w:rPr>
                 <w:rFonts w:ascii="Times New Roman" w:eastAsia="Calibri" w:hAnsi="Times New Roman" w:cs="Times New Roman"/>
               </w:rPr>
-              <w:t>4673</w:t>
+              <w:t>3101</w:t>
             </w:r>
           </w:p>
         </w:tc>
         <w:tc>
           <w:tcPr>
-            <w:tcW w:w="1704" w:type="dxa"/>
+            <w:tcW w:w="1651" w:type="dxa"/>
           </w:tcPr>
           <w:p>
             <w:pPr>
@@ -2575,13 +2584,19 @@
                 <w:rFonts w:ascii="Times New Roman" w:eastAsia="Calibri" w:hAnsi="Times New Roman" w:cs="Times New Roman"/>
               </w:rPr>
             </w:pPr>
+            <w:r>
+              <w:rPr>
+                <w:rFonts w:ascii="Times New Roman" w:eastAsia="Calibri" w:hAnsi="Times New Roman" w:cs="Times New Roman"/>
+              </w:rPr>
+              <w:t>X</w:t>
+            </w:r>
           </w:p>
         </w:tc>
       </w:tr>
       <w:tr>
         <w:tc>
           <w:tcPr>
-            <w:tcW w:w="1021" w:type="dxa"/>
+            <w:tcW w:w="1478" w:type="dxa"/>
           </w:tcPr>
           <w:p>
             <w:pPr>
@@ -2601,7 +2616,7 @@
         </w:tc>
         <w:tc>
           <w:tcPr>
-            <w:tcW w:w="4681" w:type="dxa"/>
+            <w:tcW w:w="5072" w:type="dxa"/>
           </w:tcPr>
           <w:p>
             <w:pPr>
@@ -2614,6 +2629,7 @@
             <w:r>
               <w:rPr>
                 <w:rFonts w:ascii="Times New Roman" w:eastAsia="Calibri" w:hAnsi="Times New Roman" w:cs="Times New Roman"/>
+                <w:b/>
               </w:rPr>
               <w:t>Bán buôn chuyên doanh khác chưa được phân vào đâu</w:t>
             </w:r>
@@ -2622,13 +2638,19 @@
                 <w:rFonts w:ascii="Times New Roman" w:eastAsia="Calibri" w:hAnsi="Times New Roman" w:cs="Times New Roman"/>
               </w:rPr>
               <w:br/>
-              <w:t>Chi tiết: Bán buôn sản phẩm bằng inox</w:t>
+            </w:r>
+            <w:r>
+              <w:rPr>
+                <w:rStyle w:val="lbl"/>
+                <w:rFonts w:ascii="Times New Roman" w:hAnsi="Times New Roman" w:cs="Times New Roman"/>
+              </w:rPr>
+              <w:t>Chi tiết: Bán buôn nguyên phụ liệu ngành gỗ gia dụng: gỗ, sơn, mút xốp, bao bì , thùng carton</w:t>
             </w:r>
           </w:p>
         </w:tc>
         <w:tc>
           <w:tcPr>
-            <w:tcW w:w="1808" w:type="dxa"/>
+            <w:tcW w:w="1013" w:type="dxa"/>
           </w:tcPr>
           <w:p>
             <w:pPr>
@@ -2648,7 +2670,7 @@
         </w:tc>
         <w:tc>
           <w:tcPr>
-            <w:tcW w:w="1704" w:type="dxa"/>
+            <w:tcW w:w="1651" w:type="dxa"/>
           </w:tcPr>
           <w:p>
             <w:pPr>
@@ -2664,7 +2686,7 @@
       <w:tr>
         <w:tc>
           <w:tcPr>
-            <w:tcW w:w="1021" w:type="dxa"/>
+            <w:tcW w:w="1478" w:type="dxa"/>
           </w:tcPr>
           <w:p>
             <w:pPr>
@@ -2684,27 +2706,72 @@
         </w:tc>
         <w:tc>
           <w:tcPr>
-            <w:tcW w:w="4681" w:type="dxa"/>
+            <w:tcW w:w="5072" w:type="dxa"/>
           </w:tcPr>
           <w:p>
             <w:pPr>
               <w:spacing w:after="200" w:line="276" w:lineRule="auto"/>
               <w:ind w:left="144" w:right="1008"/>
               <w:rPr>
-                <w:rFonts w:ascii="Times New Roman" w:eastAsia="Calibri" w:hAnsi="Times New Roman" w:cs="Times New Roman"/>
-              </w:rPr>
-            </w:pPr>
-            <w:r>
-              <w:rPr>
-                <w:rFonts w:ascii="Times New Roman" w:eastAsia="Calibri" w:hAnsi="Times New Roman" w:cs="Times New Roman"/>
-              </w:rPr>
-              <w:t>Hoạt động hành chính và hỗ trợ văn phòng</w:t>
+                <w:rStyle w:val="lbl"/>
+                <w:rFonts w:ascii="Times New Roman" w:hAnsi="Times New Roman" w:cs="Times New Roman"/>
+                <w:b/>
+              </w:rPr>
+            </w:pPr>
+            <w:r>
+              <w:rPr>
+                <w:rStyle w:val="lbl"/>
+                <w:rFonts w:ascii="Times New Roman" w:hAnsi="Times New Roman" w:cs="Times New Roman"/>
+                <w:b/>
+              </w:rPr>
+              <w:t>Bán buôn vật liệu, thiết bị lắp đặt khác trong xây dựng</w:t>
+            </w:r>
+          </w:p>
+          <w:p>
+            <w:pPr>
+              <w:rPr>
+                <w:rFonts w:ascii="Times New Roman" w:hAnsi="Times New Roman" w:cs="Times New Roman"/>
+              </w:rPr>
+            </w:pPr>
+            <w:r>
+              <w:rPr>
+                <w:rFonts w:ascii="Times New Roman" w:hAnsi="Times New Roman" w:cs="Times New Roman"/>
+              </w:rPr>
+              <w:t xml:space="preserve">Chi tiết: </w:t>
+            </w:r>
+          </w:p>
+          <w:p>
+            <w:pPr>
+              <w:rPr>
+                <w:rFonts w:ascii="Times New Roman" w:hAnsi="Times New Roman" w:cs="Times New Roman"/>
+              </w:rPr>
+            </w:pPr>
+            <w:r>
+              <w:rPr>
+                <w:rFonts w:ascii="Times New Roman" w:hAnsi="Times New Roman" w:cs="Times New Roman"/>
+              </w:rPr>
+              <w:t xml:space="preserve"> - Bán buôn ván lạng, ván MDF, ván tạp, ván PB - Bán buôn gỗ các loại: gỗ tròn, gỗ xẻ, ván, gỗ ngành xây dựng - Bán buôn ngũ kim công nghiệp</w:t>
+            </w:r>
+          </w:p>
+          <w:p>
+            <w:pPr>
+              <w:spacing w:after="200" w:line="276" w:lineRule="auto"/>
+              <w:ind w:left="144" w:right="1008"/>
+              <w:rPr>
+                <w:rFonts w:ascii="Times New Roman" w:eastAsia="Calibri" w:hAnsi="Times New Roman" w:cs="Times New Roman"/>
+              </w:rPr>
+            </w:pPr>
+            <w:r>
+              <w:rPr>
+                <w:rFonts w:ascii="Times New Roman" w:hAnsi="Times New Roman" w:cs="Times New Roman"/>
+              </w:rPr>
+              <w:t>-Thực hiện quyền xuất khẩu, quyền nhập khẩu, quyền phân phối bán buôn các hàng hóa không thuộc danh mục hàng hóa cấm xuất khẩu, cấm nhập khẩu và danh mục hàng hóa không được phân phối theo quy định của pháp luật Việt Nam hoặc không thuộc diện hạn chế theo cam kết quốc tế trong các điều ước quốc tế mà Việt Nam là thành viên (CPC 622).</w:t>
             </w:r>
           </w:p>
         </w:tc>
         <w:tc>
           <w:tcPr>
-            <w:tcW w:w="1808" w:type="dxa"/>
+            <w:tcW w:w="1013" w:type="dxa"/>
           </w:tcPr>
           <w:p>
             <w:pPr>
@@ -2716,15 +2783,118 @@
             </w:pPr>
             <w:r>
               <w:rPr>
-                <w:rFonts w:ascii="Times New Roman" w:eastAsia="Calibri" w:hAnsi="Times New Roman" w:cs="Times New Roman"/>
-              </w:rPr>
-              <w:t>8210</w:t>
+                <w:rStyle w:val="lbl"/>
+                <w:rFonts w:ascii="Times New Roman" w:hAnsi="Times New Roman" w:cs="Times New Roman"/>
+              </w:rPr>
+              <w:t>4673</w:t>
             </w:r>
           </w:p>
         </w:tc>
         <w:tc>
           <w:tcPr>
-            <w:tcW w:w="1704" w:type="dxa"/>
+            <w:tcW w:w="1651" w:type="dxa"/>
+          </w:tcPr>
+          <w:p>
+            <w:pPr>
+              <w:spacing w:after="200" w:line="276" w:lineRule="auto"/>
+              <w:ind w:left="144" w:right="1008"/>
+              <w:rPr>
+                <w:rFonts w:ascii="Times New Roman" w:eastAsia="Calibri" w:hAnsi="Times New Roman" w:cs="Times New Roman"/>
+              </w:rPr>
+            </w:pPr>
+          </w:p>
+        </w:tc>
+      </w:tr>
+      <w:tr>
+        <w:tc>
+          <w:tcPr>
+            <w:tcW w:w="1478" w:type="dxa"/>
+          </w:tcPr>
+          <w:p>
+            <w:pPr>
+              <w:spacing w:after="200" w:line="276" w:lineRule="auto"/>
+              <w:ind w:left="144" w:right="1008"/>
+              <w:rPr>
+                <w:rFonts w:ascii="Times New Roman" w:eastAsia="Calibri" w:hAnsi="Times New Roman" w:cs="Times New Roman"/>
+              </w:rPr>
+            </w:pPr>
+            <w:r>
+              <w:rPr>
+                <w:rFonts w:ascii="Times New Roman" w:eastAsia="Calibri" w:hAnsi="Times New Roman" w:cs="Times New Roman"/>
+              </w:rPr>
+              <w:t>4</w:t>
+            </w:r>
+          </w:p>
+        </w:tc>
+        <w:tc>
+          <w:tcPr>
+            <w:tcW w:w="5072" w:type="dxa"/>
+          </w:tcPr>
+          <w:p>
+            <w:pPr>
+              <w:spacing w:after="200" w:line="276" w:lineRule="auto"/>
+              <w:ind w:left="144" w:right="1008"/>
+              <w:rPr>
+                <w:rStyle w:val="lbl"/>
+                <w:rFonts w:ascii="Times New Roman" w:hAnsi="Times New Roman" w:cs="Times New Roman"/>
+                <w:b/>
+              </w:rPr>
+            </w:pPr>
+            <w:r>
+              <w:rPr>
+                <w:rStyle w:val="lbl"/>
+                <w:rFonts w:ascii="Times New Roman" w:hAnsi="Times New Roman" w:cs="Times New Roman"/>
+                <w:b/>
+              </w:rPr>
+              <w:t>Kiểm tra và phân tích kỹ thuật</w:t>
+            </w:r>
+          </w:p>
+          <w:p>
+            <w:pPr>
+              <w:spacing w:after="200" w:line="276" w:lineRule="auto"/>
+              <w:ind w:left="144" w:right="1008"/>
+              <w:rPr>
+                <w:rStyle w:val="lbl"/>
+                <w:rFonts w:ascii="Times New Roman" w:hAnsi="Times New Roman" w:cs="Times New Roman"/>
+                <w:b/>
+              </w:rPr>
+            </w:pPr>
+            <w:r>
+              <w:rPr>
+                <w:rStyle w:val="lbl"/>
+                <w:rFonts w:ascii="Times New Roman" w:hAnsi="Times New Roman" w:cs="Times New Roman"/>
+              </w:rPr>
+              <w:lastRenderedPageBreak/>
+              <w:t>Chi tiết: kiểm tra lý, hóa và các phân tích khác của tất cả các loại vật liệu và sản phẩm</w:t>
+            </w:r>
+          </w:p>
+        </w:tc>
+        <w:tc>
+          <w:tcPr>
+            <w:tcW w:w="1013" w:type="dxa"/>
+          </w:tcPr>
+          <w:p>
+            <w:pPr>
+              <w:spacing w:after="200" w:line="276" w:lineRule="auto"/>
+              <w:ind w:left="144" w:right="1008"/>
+              <w:rPr>
+                <w:rStyle w:val="lbl"/>
+                <w:rFonts w:ascii="Times New Roman" w:hAnsi="Times New Roman" w:cs="Times New Roman"/>
+              </w:rPr>
+            </w:pPr>
+            <w:r>
+              <w:rPr>
+                <w:rStyle w:val="lbl"/>
+                <w:rFonts w:ascii="Times New Roman" w:hAnsi="Times New Roman" w:cs="Times New Roman"/>
+              </w:rPr>
+              <w:lastRenderedPageBreak/>
+              <w:t>7120</w:t>
+            </w:r>
+          </w:p>
+        </w:tc>
+        <w:tc>
+          <w:tcPr>
+            <w:tcW w:w="1651" w:type="dxa"/>
           </w:tcPr>
           <w:p>
             <w:pPr>
@@ -2840,9 +3010,9 @@
       </w:tblPr>
       <w:tblGrid>
         <w:gridCol w:w="1478"/>
-        <w:gridCol w:w="4025"/>
-        <w:gridCol w:w="2190"/>
-        <w:gridCol w:w="1521"/>
+        <w:gridCol w:w="4029"/>
+        <w:gridCol w:w="2189"/>
+        <w:gridCol w:w="1518"/>
       </w:tblGrid>
       <w:tr>
         <w:tc>
@@ -2989,6 +3159,48 @@
           </w:tcPr>
           <w:p>
             <w:pPr>
+              <w:rPr>
+                <w:rFonts w:ascii="Times New Roman" w:hAnsi="Times New Roman" w:cs="Times New Roman"/>
+                <w:b/>
+              </w:rPr>
+            </w:pPr>
+            <w:r>
+              <w:rPr>
+                <w:rStyle w:val="lbl"/>
+                <w:rFonts w:ascii="Times New Roman" w:hAnsi="Times New Roman" w:cs="Times New Roman"/>
+                <w:b/>
+              </w:rPr>
+              <w:t>Bán buôn vật liệu, thiết bị lắp đặt khác trong xây dựng</w:t>
+            </w:r>
+          </w:p>
+          <w:p>
+            <w:pPr>
+              <w:rPr>
+                <w:rFonts w:ascii="Times New Roman" w:hAnsi="Times New Roman" w:cs="Times New Roman"/>
+              </w:rPr>
+            </w:pPr>
+            <w:r>
+              <w:rPr>
+                <w:rFonts w:ascii="Times New Roman" w:hAnsi="Times New Roman" w:cs="Times New Roman"/>
+              </w:rPr>
+              <w:t xml:space="preserve">Chi tiết: </w:t>
+            </w:r>
+          </w:p>
+          <w:p>
+            <w:pPr>
+              <w:rPr>
+                <w:rFonts w:ascii="Times New Roman" w:hAnsi="Times New Roman" w:cs="Times New Roman"/>
+              </w:rPr>
+            </w:pPr>
+            <w:r>
+              <w:rPr>
+                <w:rFonts w:ascii="Times New Roman" w:hAnsi="Times New Roman" w:cs="Times New Roman"/>
+              </w:rPr>
+              <w:t>- Bán buôn ván lạng, ván MDF, ván tạp, ván PB - Bán buôn gỗ các loại: gỗ tròn, gỗ xẻ, ván, gỗ ngành xây dựng - Bán buôn ngũ kim công nghiệp</w:t>
+            </w:r>
+          </w:p>
+          <w:p>
+            <w:pPr>
               <w:spacing w:after="200" w:line="276" w:lineRule="auto"/>
               <w:ind w:left="144" w:right="1008"/>
               <w:rPr>
@@ -2997,16 +3209,9 @@
             </w:pPr>
             <w:r>
               <w:rPr>
-                <w:rFonts w:ascii="Times New Roman" w:eastAsia="Calibri" w:hAnsi="Times New Roman" w:cs="Times New Roman"/>
-              </w:rPr>
-              <w:t>Bán buôn vật liệu, thiết bị lắp đặt khác trong xây dựng</w:t>
-            </w:r>
-            <w:r>
-              <w:rPr>
-                <w:rFonts w:ascii="Times New Roman" w:eastAsia="Calibri" w:hAnsi="Times New Roman" w:cs="Times New Roman"/>
-              </w:rPr>
-              <w:br/>
-              <w:t>Chi tiết: Bán buôn kính xây dựng, đồ ngũ kim</w:t>
+                <w:rFonts w:ascii="Times New Roman" w:hAnsi="Times New Roman" w:cs="Times New Roman"/>
+              </w:rPr>
+              <w:t>-Thực hiện quyền xuất khẩu, quyền nhập khẩu, quyền phân phối bán buôn các hàng hóa không thuộc danh mục hàng hóa cấm xuất khẩu, cấm nhập khẩu và danh mục hàng hóa không được phân phối theo quy định của pháp luật Việt Nam hoặc không thuộc diện hạn chế theo cam kết quốc tế trong các điều ước quốc tế mà Việt Nam là thành viên (CPC 622).</w:t>
             </w:r>
           </w:p>
         </w:tc>
@@ -3081,6 +3286,7 @@
             <w:r>
               <w:rPr>
                 <w:rFonts w:ascii="Times New Roman" w:eastAsia="Calibri" w:hAnsi="Times New Roman" w:cs="Times New Roman"/>
+                <w:b/>
               </w:rPr>
               <w:t>Bán buôn chuyên doanh khác chưa được phân vào đâu</w:t>
             </w:r>
@@ -3089,7 +3295,13 @@
                 <w:rFonts w:ascii="Times New Roman" w:eastAsia="Calibri" w:hAnsi="Times New Roman" w:cs="Times New Roman"/>
               </w:rPr>
               <w:br/>
-              <w:t>Chi tiết: Bán buôn sản phẩm bằng inox</w:t>
+            </w:r>
+            <w:r>
+              <w:rPr>
+                <w:rStyle w:val="lbl"/>
+                <w:rFonts w:ascii="Times New Roman" w:hAnsi="Times New Roman" w:cs="Times New Roman"/>
+              </w:rPr>
+              <w:t>Chi tiết: Bán buôn nguyên phụ liệu ngành gỗ gia dụng: gỗ, sơn, mút xốp, bao bì , thùng carton</w:t>
             </w:r>
           </w:p>
         </w:tc>
@@ -3158,14 +3370,32 @@
               <w:spacing w:after="200" w:line="276" w:lineRule="auto"/>
               <w:ind w:left="144" w:right="1008"/>
               <w:rPr>
-                <w:rFonts w:ascii="Times New Roman" w:eastAsia="Calibri" w:hAnsi="Times New Roman" w:cs="Times New Roman"/>
-              </w:rPr>
-            </w:pPr>
-            <w:r>
-              <w:rPr>
-                <w:rFonts w:ascii="Times New Roman" w:eastAsia="Calibri" w:hAnsi="Times New Roman" w:cs="Times New Roman"/>
-              </w:rPr>
-              <w:t>Photo, chuẩn bị tài liệu và các hoạt động hỗ trợ văn phòng đặc biệt khác</w:t>
+                <w:rFonts w:ascii="Times New Roman" w:hAnsi="Times New Roman" w:cs="Times New Roman"/>
+                <w:b/>
+              </w:rPr>
+            </w:pPr>
+            <w:r>
+              <w:rPr>
+                <w:rFonts w:ascii="Times New Roman" w:hAnsi="Times New Roman" w:cs="Times New Roman"/>
+                <w:b/>
+              </w:rPr>
+              <w:t>Sản xuất giường, tủ, bàn, ghế</w:t>
+            </w:r>
+          </w:p>
+          <w:p>
+            <w:pPr>
+              <w:spacing w:after="200" w:line="276" w:lineRule="auto"/>
+              <w:ind w:left="144" w:right="1008"/>
+              <w:rPr>
+                <w:rFonts w:ascii="Times New Roman" w:eastAsia="Calibri" w:hAnsi="Times New Roman" w:cs="Times New Roman"/>
+              </w:rPr>
+            </w:pPr>
+            <w:r>
+              <w:rPr>
+                <w:rStyle w:val="lbl"/>
+                <w:rFonts w:ascii="Times New Roman" w:hAnsi="Times New Roman" w:cs="Times New Roman"/>
+              </w:rPr>
+              <w:t>Chi tiết: Sản xuất giường, tủ, bàn, ghế bằng gỗ, hàng nội thất và ngoại thất bằng gỗ</w:t>
             </w:r>
           </w:p>
         </w:tc>
@@ -3183,9 +3413,9 @@
             </w:pPr>
             <w:r>
               <w:rPr>
-                <w:rFonts w:ascii="Times New Roman" w:eastAsia="Calibri" w:hAnsi="Times New Roman" w:cs="Times New Roman"/>
-              </w:rPr>
-              <w:t>8219</w:t>
+                <w:rFonts w:ascii="Times New Roman" w:hAnsi="Times New Roman" w:cs="Times New Roman"/>
+              </w:rPr>
+              <w:t>3100</w:t>
             </w:r>
           </w:p>
         </w:tc>
@@ -3235,6 +3465,7 @@
           <w:sz w:val="28"/>
           <w:szCs w:val="28"/>
         </w:rPr>
+        <w:lastRenderedPageBreak/>
         <w:t>3. Sửa đổi chi tiết ngành, nghề kinh doanh sau</w:t>
       </w:r>
       <w:r>
@@ -3289,14 +3520,14 @@
       </w:tblPr>
       <w:tblGrid>
         <w:gridCol w:w="1478"/>
-        <w:gridCol w:w="4023"/>
-        <w:gridCol w:w="2191"/>
-        <w:gridCol w:w="1522"/>
+        <w:gridCol w:w="4029"/>
+        <w:gridCol w:w="2189"/>
+        <w:gridCol w:w="1518"/>
       </w:tblGrid>
       <w:tr>
         <w:tc>
           <w:tcPr>
-            <w:tcW w:w="810" w:type="dxa"/>
+            <w:tcW w:w="1478" w:type="dxa"/>
           </w:tcPr>
           <w:p>
             <w:pPr>
@@ -3320,7 +3551,7 @@
         </w:tc>
         <w:tc>
           <w:tcPr>
-            <w:tcW w:w="4435" w:type="dxa"/>
+            <w:tcW w:w="4029" w:type="dxa"/>
           </w:tcPr>
           <w:p>
             <w:pPr>
@@ -3344,7 +3575,7 @@
         </w:tc>
         <w:tc>
           <w:tcPr>
-            <w:tcW w:w="2268" w:type="dxa"/>
+            <w:tcW w:w="2189" w:type="dxa"/>
           </w:tcPr>
           <w:p>
             <w:pPr>
@@ -3368,7 +3599,7 @@
         </w:tc>
         <w:tc>
           <w:tcPr>
-            <w:tcW w:w="1701" w:type="dxa"/>
+            <w:tcW w:w="1518" w:type="dxa"/>
           </w:tcPr>
           <w:p>
             <w:pPr>
@@ -3395,7 +3626,7 @@
       <w:tr>
         <w:tc>
           <w:tcPr>
-            <w:tcW w:w="810" w:type="dxa"/>
+            <w:tcW w:w="1478" w:type="dxa"/>
           </w:tcPr>
           <w:p>
             <w:pPr>
@@ -3415,21 +3646,38 @@
         </w:tc>
         <w:tc>
           <w:tcPr>
-            <w:tcW w:w="4435" w:type="dxa"/>
+            <w:tcW w:w="4029" w:type="dxa"/>
           </w:tcPr>
           <w:p>
             <w:pPr>
               <w:spacing w:after="200" w:line="276" w:lineRule="auto"/>
               <w:ind w:left="144" w:right="1008"/>
               <w:rPr>
-                <w:rFonts w:ascii="Times New Roman" w:eastAsia="Calibri" w:hAnsi="Times New Roman" w:cs="Times New Roman"/>
-              </w:rPr>
-            </w:pPr>
-            <w:r>
-              <w:rPr>
-                <w:rFonts w:ascii="Times New Roman" w:eastAsia="Calibri" w:hAnsi="Times New Roman" w:cs="Times New Roman"/>
-              </w:rPr>
-              <w:t>Sản xuất kim loại quý và kim loại màu</w:t>
+                <w:rFonts w:ascii="Times New Roman" w:hAnsi="Times New Roman" w:cs="Times New Roman"/>
+                <w:b/>
+              </w:rPr>
+            </w:pPr>
+            <w:r>
+              <w:rPr>
+                <w:rFonts w:ascii="Times New Roman" w:hAnsi="Times New Roman" w:cs="Times New Roman"/>
+                <w:b/>
+              </w:rPr>
+              <w:t>Bán lẻ đồ điện gia dụng, giường, tủ, bàn, ghế và đồ nội thất tương tự, đèn và bộ đèn điện, đồ dùng gia đình khác chưa được phân vào đâu</w:t>
+            </w:r>
+          </w:p>
+          <w:p>
+            <w:pPr>
+              <w:spacing w:after="200" w:line="276" w:lineRule="auto"/>
+              <w:ind w:left="144" w:right="1008"/>
+              <w:rPr>
+                <w:rFonts w:ascii="Times New Roman" w:eastAsia="Calibri" w:hAnsi="Times New Roman" w:cs="Times New Roman"/>
+              </w:rPr>
+            </w:pPr>
+            <w:r>
+              <w:rPr>
+                <w:rFonts w:ascii="Times New Roman" w:hAnsi="Times New Roman" w:cs="Times New Roman"/>
+              </w:rPr>
+              <w:t>Chi tiết: Bán lẻ giường, tủ, bàn, ghế và đồ dùng nội thất tương tự trong các cửa hàng chuyên doanh</w:t>
             </w:r>
             <w:r>
               <w:rPr>
@@ -3441,7 +3689,7 @@
         </w:tc>
         <w:tc>
           <w:tcPr>
-            <w:tcW w:w="2268" w:type="dxa"/>
+            <w:tcW w:w="2189" w:type="dxa"/>
           </w:tcPr>
           <w:p>
             <w:pPr>
@@ -3453,370 +3701,15 @@
             </w:pPr>
             <w:r>
               <w:rPr>
-                <w:rFonts w:ascii="Times New Roman" w:eastAsia="Calibri" w:hAnsi="Times New Roman" w:cs="Times New Roman"/>
-              </w:rPr>
-              <w:t>2420</w:t>
+                <w:rFonts w:ascii="Times New Roman" w:hAnsi="Times New Roman" w:cs="Times New Roman"/>
+              </w:rPr>
+              <w:t>4759</w:t>
             </w:r>
           </w:p>
         </w:tc>
         <w:tc>
           <w:tcPr>
-            <w:tcW w:w="1701" w:type="dxa"/>
-          </w:tcPr>
-          <w:p>
-            <w:pPr>
-              <w:spacing w:after="200" w:line="276" w:lineRule="auto"/>
-              <w:ind w:left="144" w:right="1008"/>
-              <w:rPr>
-                <w:rFonts w:ascii="Times New Roman" w:eastAsia="Calibri" w:hAnsi="Times New Roman" w:cs="Times New Roman"/>
-              </w:rPr>
-            </w:pPr>
-          </w:p>
-        </w:tc>
-      </w:tr>
-      <w:tr>
-        <w:tc>
-          <w:tcPr>
-            <w:tcW w:w="810" w:type="dxa"/>
-          </w:tcPr>
-          <w:p>
-            <w:pPr>
-              <w:spacing w:after="200" w:line="276" w:lineRule="auto"/>
-              <w:ind w:left="144" w:right="1008"/>
-              <w:rPr>
-                <w:rFonts w:ascii="Times New Roman" w:eastAsia="Calibri" w:hAnsi="Times New Roman" w:cs="Times New Roman"/>
-              </w:rPr>
-            </w:pPr>
-            <w:r>
-              <w:rPr>
-                <w:rFonts w:ascii="Times New Roman" w:eastAsia="Calibri" w:hAnsi="Times New Roman" w:cs="Times New Roman"/>
-              </w:rPr>
-              <w:t>2</w:t>
-            </w:r>
-          </w:p>
-        </w:tc>
-        <w:tc>
-          <w:tcPr>
-            <w:tcW w:w="4435" w:type="dxa"/>
-          </w:tcPr>
-          <w:p>
-            <w:pPr>
-              <w:spacing w:after="200" w:line="276" w:lineRule="auto"/>
-              <w:ind w:left="144" w:right="1008"/>
-              <w:rPr>
-                <w:rFonts w:ascii="Times New Roman" w:eastAsia="Calibri" w:hAnsi="Times New Roman" w:cs="Times New Roman"/>
-              </w:rPr>
-            </w:pPr>
-            <w:r>
-              <w:rPr>
-                <w:rFonts w:ascii="Times New Roman" w:eastAsia="Calibri" w:hAnsi="Times New Roman" w:cs="Times New Roman"/>
-              </w:rPr>
-              <w:t>Bán lẻ đồ ngũ kim, sơn, kính, vật liệu và thiết bị lắp đặt khác trong xây dựng</w:t>
-            </w:r>
-            <w:r>
-              <w:rPr>
-                <w:rFonts w:ascii="Times New Roman" w:eastAsia="Calibri" w:hAnsi="Times New Roman" w:cs="Times New Roman"/>
-              </w:rPr>
-              <w:br/>
-              <w:t>Chi tiết: Bán lẻ đồ ngũ kim, sơn, kính và thiết bị lắp đặt khác trong xây dựng;</w:t>
-            </w:r>
-            <w:r>
-              <w:rPr>
-                <w:rFonts w:ascii="Times New Roman" w:eastAsia="Calibri" w:hAnsi="Times New Roman" w:cs="Times New Roman"/>
-              </w:rPr>
-              <w:br/>
-              <w:t>- Bán lẻ kính xây dựng</w:t>
-            </w:r>
-          </w:p>
-        </w:tc>
-        <w:tc>
-          <w:tcPr>
-            <w:tcW w:w="2268" w:type="dxa"/>
-          </w:tcPr>
-          <w:p>
-            <w:pPr>
-              <w:spacing w:after="200" w:line="276" w:lineRule="auto"/>
-              <w:ind w:left="144" w:right="1008"/>
-              <w:rPr>
-                <w:rFonts w:ascii="Times New Roman" w:eastAsia="Calibri" w:hAnsi="Times New Roman" w:cs="Times New Roman"/>
-              </w:rPr>
-            </w:pPr>
-            <w:r>
-              <w:rPr>
-                <w:rFonts w:ascii="Times New Roman" w:eastAsia="Calibri" w:hAnsi="Times New Roman" w:cs="Times New Roman"/>
-              </w:rPr>
-              <w:t>4752</w:t>
-            </w:r>
-          </w:p>
-        </w:tc>
-        <w:tc>
-          <w:tcPr>
-            <w:tcW w:w="1701" w:type="dxa"/>
-          </w:tcPr>
-          <w:p>
-            <w:pPr>
-              <w:spacing w:after="200" w:line="276" w:lineRule="auto"/>
-              <w:ind w:left="144" w:right="1008"/>
-              <w:rPr>
-                <w:rFonts w:ascii="Times New Roman" w:eastAsia="Calibri" w:hAnsi="Times New Roman" w:cs="Times New Roman"/>
-              </w:rPr>
-            </w:pPr>
-          </w:p>
-        </w:tc>
-      </w:tr>
-      <w:tr>
-        <w:tc>
-          <w:tcPr>
-            <w:tcW w:w="810" w:type="dxa"/>
-          </w:tcPr>
-          <w:p>
-            <w:pPr>
-              <w:spacing w:after="200" w:line="276" w:lineRule="auto"/>
-              <w:ind w:left="144" w:right="1008"/>
-              <w:rPr>
-                <w:rFonts w:ascii="Times New Roman" w:eastAsia="Calibri" w:hAnsi="Times New Roman" w:cs="Times New Roman"/>
-              </w:rPr>
-            </w:pPr>
-            <w:r>
-              <w:rPr>
-                <w:rFonts w:ascii="Times New Roman" w:eastAsia="Calibri" w:hAnsi="Times New Roman" w:cs="Times New Roman"/>
-              </w:rPr>
-              <w:t>3</w:t>
-            </w:r>
-          </w:p>
-        </w:tc>
-        <w:tc>
-          <w:tcPr>
-            <w:tcW w:w="4435" w:type="dxa"/>
-          </w:tcPr>
-          <w:p>
-            <w:pPr>
-              <w:spacing w:after="200" w:line="276" w:lineRule="auto"/>
-              <w:ind w:left="144" w:right="1008"/>
-              <w:rPr>
-                <w:rFonts w:ascii="Times New Roman" w:eastAsia="Calibri" w:hAnsi="Times New Roman" w:cs="Times New Roman"/>
-              </w:rPr>
-            </w:pPr>
-            <w:r>
-              <w:rPr>
-                <w:rFonts w:ascii="Times New Roman" w:eastAsia="Calibri" w:hAnsi="Times New Roman" w:cs="Times New Roman"/>
-              </w:rPr>
-              <w:t>Bán lẻ hàng hóa khác mới (trừ ô tô, mô tô, xe máy và các bộ phận phụ trợ)</w:t>
-            </w:r>
-            <w:r>
-              <w:rPr>
-                <w:rFonts w:ascii="Times New Roman" w:eastAsia="Calibri" w:hAnsi="Times New Roman" w:cs="Times New Roman"/>
-              </w:rPr>
-              <w:br/>
-              <w:t>Chi tiết: Bán lẻ hàng lưu niệm, hàng đan lát, hàng thủ công mỹ nghệ</w:t>
-            </w:r>
-          </w:p>
-        </w:tc>
-        <w:tc>
-          <w:tcPr>
-            <w:tcW w:w="2268" w:type="dxa"/>
-          </w:tcPr>
-          <w:p>
-            <w:pPr>
-              <w:spacing w:after="200" w:line="276" w:lineRule="auto"/>
-              <w:ind w:left="144" w:right="1008"/>
-              <w:rPr>
-                <w:rFonts w:ascii="Times New Roman" w:eastAsia="Calibri" w:hAnsi="Times New Roman" w:cs="Times New Roman"/>
-              </w:rPr>
-            </w:pPr>
-            <w:r>
-              <w:rPr>
-                <w:rFonts w:ascii="Times New Roman" w:eastAsia="Calibri" w:hAnsi="Times New Roman" w:cs="Times New Roman"/>
-              </w:rPr>
-              <w:t>4773</w:t>
-            </w:r>
-          </w:p>
-        </w:tc>
-        <w:tc>
-          <w:tcPr>
-            <w:tcW w:w="1701" w:type="dxa"/>
-          </w:tcPr>
-          <w:p>
-            <w:pPr>
-              <w:spacing w:after="200" w:line="276" w:lineRule="auto"/>
-              <w:ind w:left="144" w:right="1008"/>
-              <w:rPr>
-                <w:rFonts w:ascii="Times New Roman" w:eastAsia="Calibri" w:hAnsi="Times New Roman" w:cs="Times New Roman"/>
-              </w:rPr>
-            </w:pPr>
-          </w:p>
-        </w:tc>
-      </w:tr>
-      <w:tr>
-        <w:tc>
-          <w:tcPr>
-            <w:tcW w:w="810" w:type="dxa"/>
-          </w:tcPr>
-          <w:p>
-            <w:pPr>
-              <w:spacing w:after="200" w:line="276" w:lineRule="auto"/>
-              <w:ind w:left="144" w:right="1008"/>
-              <w:rPr>
-                <w:rFonts w:ascii="Times New Roman" w:eastAsia="Calibri" w:hAnsi="Times New Roman" w:cs="Times New Roman"/>
-              </w:rPr>
-            </w:pPr>
-            <w:r>
-              <w:rPr>
-                <w:rFonts w:ascii="Times New Roman" w:eastAsia="Calibri" w:hAnsi="Times New Roman" w:cs="Times New Roman"/>
-              </w:rPr>
-              <w:t>4</w:t>
-            </w:r>
-          </w:p>
-        </w:tc>
-        <w:tc>
-          <w:tcPr>
-            <w:tcW w:w="4435" w:type="dxa"/>
-          </w:tcPr>
-          <w:p>
-            <w:pPr>
-              <w:spacing w:after="200" w:line="276" w:lineRule="auto"/>
-              <w:ind w:left="144" w:right="1008"/>
-              <w:rPr>
-                <w:rFonts w:ascii="Times New Roman" w:eastAsia="Calibri" w:hAnsi="Times New Roman" w:cs="Times New Roman"/>
-              </w:rPr>
-            </w:pPr>
-            <w:r>
-              <w:rPr>
-                <w:rFonts w:ascii="Times New Roman" w:eastAsia="Calibri" w:hAnsi="Times New Roman" w:cs="Times New Roman"/>
-              </w:rPr>
-              <w:t>Đại lý lữ hành</w:t>
-            </w:r>
-          </w:p>
-        </w:tc>
-        <w:tc>
-          <w:tcPr>
-            <w:tcW w:w="2268" w:type="dxa"/>
-          </w:tcPr>
-          <w:p>
-            <w:pPr>
-              <w:spacing w:after="200" w:line="276" w:lineRule="auto"/>
-              <w:ind w:left="144" w:right="1008"/>
-              <w:rPr>
-                <w:rFonts w:ascii="Times New Roman" w:eastAsia="Calibri" w:hAnsi="Times New Roman" w:cs="Times New Roman"/>
-              </w:rPr>
-            </w:pPr>
-            <w:r>
-              <w:rPr>
-                <w:rFonts w:ascii="Times New Roman" w:eastAsia="Calibri" w:hAnsi="Times New Roman" w:cs="Times New Roman"/>
-              </w:rPr>
-              <w:t>7911</w:t>
-            </w:r>
-          </w:p>
-        </w:tc>
-        <w:tc>
-          <w:tcPr>
-            <w:tcW w:w="1701" w:type="dxa"/>
-          </w:tcPr>
-          <w:p>
-            <w:pPr>
-              <w:spacing w:after="200" w:line="276" w:lineRule="auto"/>
-              <w:ind w:left="144" w:right="1008"/>
-              <w:rPr>
-                <w:rFonts w:ascii="Times New Roman" w:eastAsia="Calibri" w:hAnsi="Times New Roman" w:cs="Times New Roman"/>
-              </w:rPr>
-            </w:pPr>
-          </w:p>
-        </w:tc>
-      </w:tr>
-      <w:tr>
-        <w:tc>
-          <w:tcPr>
-            <w:tcW w:w="810" w:type="dxa"/>
-          </w:tcPr>
-          <w:p>
-            <w:pPr>
-              <w:spacing w:after="200" w:line="276" w:lineRule="auto"/>
-              <w:ind w:left="144" w:right="1008"/>
-              <w:rPr>
-                <w:rFonts w:ascii="Times New Roman" w:eastAsia="Calibri" w:hAnsi="Times New Roman" w:cs="Times New Roman"/>
-              </w:rPr>
-            </w:pPr>
-            <w:r>
-              <w:rPr>
-                <w:rFonts w:ascii="Times New Roman" w:eastAsia="Calibri" w:hAnsi="Times New Roman" w:cs="Times New Roman"/>
-              </w:rPr>
-              <w:t>5</w:t>
-            </w:r>
-          </w:p>
-        </w:tc>
-        <w:tc>
-          <w:tcPr>
-            <w:tcW w:w="4435" w:type="dxa"/>
-          </w:tcPr>
-          <w:p>
-            <w:pPr>
-              <w:spacing w:after="200" w:line="276" w:lineRule="auto"/>
-              <w:ind w:left="144" w:right="1008"/>
-              <w:rPr>
-                <w:rFonts w:ascii="Times New Roman" w:eastAsia="Calibri" w:hAnsi="Times New Roman" w:cs="Times New Roman"/>
-              </w:rPr>
-            </w:pPr>
-            <w:r>
-              <w:rPr>
-                <w:rFonts w:ascii="Times New Roman" w:eastAsia="Calibri" w:hAnsi="Times New Roman" w:cs="Times New Roman"/>
-              </w:rPr>
-              <w:t>Gia công cơ khí; xử lý và tráng phủ kim loại</w:t>
-            </w:r>
-          </w:p>
-          <w:p>
-            <w:pPr>
-              <w:spacing w:after="200" w:line="276" w:lineRule="auto"/>
-              <w:ind w:left="144" w:right="1008"/>
-              <w:rPr>
-                <w:rFonts w:ascii="Times New Roman" w:eastAsia="Calibri" w:hAnsi="Times New Roman" w:cs="Times New Roman"/>
-              </w:rPr>
-            </w:pPr>
-            <w:r>
-              <w:rPr>
-                <w:rFonts w:ascii="Times New Roman" w:eastAsia="Calibri" w:hAnsi="Times New Roman" w:cs="Times New Roman"/>
-              </w:rPr>
-              <w:t>Chi tiết: Hàn, tiện, phay, bào, cắt, gọt, đục các chi tiết bằng kim loại (không đục tại trụ sở chính; trừ xử lý, tráng phủ, xi mạ kim loại)</w:t>
-            </w:r>
-          </w:p>
-          <w:p>
-            <w:pPr>
-              <w:spacing w:after="200" w:line="276" w:lineRule="auto"/>
-              <w:ind w:left="144" w:right="1008"/>
-              <w:rPr>
-                <w:rFonts w:ascii="Times New Roman" w:eastAsia="Calibri" w:hAnsi="Times New Roman" w:cs="Times New Roman"/>
-              </w:rPr>
-            </w:pPr>
-            <w:r>
-              <w:rPr>
-                <w:rFonts w:ascii="Times New Roman" w:eastAsia="Calibri" w:hAnsi="Times New Roman" w:cs="Times New Roman"/>
-              </w:rPr>
-              <w:t>- Gia công bề mặt kim loại bằng công nghệ phủ PVD trong môi trường chân không.</w:t>
-            </w:r>
-          </w:p>
-        </w:tc>
-        <w:tc>
-          <w:tcPr>
-            <w:tcW w:w="2268" w:type="dxa"/>
-          </w:tcPr>
-          <w:p>
-            <w:pPr>
-              <w:spacing w:after="200" w:line="276" w:lineRule="auto"/>
-              <w:ind w:left="144" w:right="1008"/>
-              <w:rPr>
-                <w:rFonts w:ascii="Times New Roman" w:eastAsia="Calibri" w:hAnsi="Times New Roman" w:cs="Times New Roman"/>
-              </w:rPr>
-            </w:pPr>
-            <w:r>
-              <w:rPr>
-                <w:rFonts w:ascii="Times New Roman" w:eastAsia="Calibri" w:hAnsi="Times New Roman" w:cs="Times New Roman"/>
-              </w:rPr>
-              <w:t>2592</w:t>
-            </w:r>
-          </w:p>
-        </w:tc>
-        <w:tc>
-          <w:tcPr>
-            <w:tcW w:w="1701" w:type="dxa"/>
+            <w:tcW w:w="1518" w:type="dxa"/>
           </w:tcPr>
           <w:p>
             <w:pPr>
@@ -3911,15 +3804,7 @@
           <w:rFonts w:ascii="Times New Roman" w:eastAsia="Calibri" w:hAnsi="Times New Roman" w:cs="Times New Roman"/>
           <w:sz w:val="28"/>
         </w:rPr>
-        <w:t xml:space="preserve">- Trường hợp doanh nghiệp thay đổi ngành, nghề kinh doanh từ ngành này sang ngành khác, doanh nghiệp kê khai đồng thời tại mục 1, 2 nêu trên, cụ thể như </w:t>
-      </w:r>
-      <w:r>
-        <w:rPr>
-          <w:rFonts w:ascii="Times New Roman" w:eastAsia="Calibri" w:hAnsi="Times New Roman" w:cs="Times New Roman"/>
-          <w:sz w:val="28"/>
-        </w:rPr>
-        <w:lastRenderedPageBreak/>
-        <w:t>sau: kê khai ngành, nghề kinh doanh mới tại mục 1; kê khai ngành, nghề kinh doanh cũ tại mục 2.</w:t>
+        <w:t>- Trường hợp doanh nghiệp thay đổi ngành, nghề kinh doanh từ ngành này sang ngành khác, doanh nghiệp kê khai đồng thời tại mục 1, 2 nêu trên, cụ thể như sau: kê khai ngành, nghề kinh doanh mới tại mục 1; kê khai ngành, nghề kinh doanh cũ tại mục 2.</w:t>
       </w:r>
     </w:p>
     <w:p>
@@ -3984,2655 +3869,6 @@
     </w:p>
     <w:p>
       <w:pPr>
-        <w:spacing w:after="240" w:line="240" w:lineRule="auto"/>
-        <w:jc w:val="center"/>
-        <w:rPr>
-          <w:rFonts w:ascii="Times New Roman" w:eastAsia="Calibri" w:hAnsi="Times New Roman" w:cs="Times New Roman"/>
-          <w:bCs/>
-          <w:sz w:val="28"/>
-          <w:szCs w:val="28"/>
-        </w:rPr>
-      </w:pPr>
-      <w:r>
-        <w:rPr>
-          <w:rFonts w:ascii="Times New Roman" w:eastAsia="Calibri" w:hAnsi="Times New Roman" w:cs="Times New Roman"/>
-          <w:bCs/>
-          <w:sz w:val="28"/>
-          <w:szCs w:val="28"/>
-        </w:rPr>
-        <w:t>THÔNG BÁO THAY ĐỔI THÔNG TIN ĐĂNG KÝ THUẾ</w:t>
-      </w:r>
-    </w:p>
-    <w:tbl>
-      <w:tblPr>
-        <w:tblW w:w="9101" w:type="dxa"/>
-        <w:tblInd w:w="108" w:type="dxa"/>
-        <w:tblBorders>
-          <w:top w:val="single" w:sz="4" w:space="0" w:color="auto"/>
-          <w:left w:val="single" w:sz="4" w:space="0" w:color="auto"/>
-          <w:bottom w:val="single" w:sz="4" w:space="0" w:color="auto"/>
-          <w:right w:val="single" w:sz="4" w:space="0" w:color="auto"/>
-          <w:insideH w:val="single" w:sz="4" w:space="0" w:color="auto"/>
-          <w:insideV w:val="single" w:sz="4" w:space="0" w:color="auto"/>
-        </w:tblBorders>
-        <w:tblLook w:val="00A0" w:firstRow="1" w:lastRow="0" w:firstColumn="1" w:lastColumn="0" w:noHBand="0" w:noVBand="0"/>
-      </w:tblPr>
-      <w:tblGrid>
-        <w:gridCol w:w="714"/>
-        <w:gridCol w:w="8387"/>
-      </w:tblGrid>
-      <w:tr>
-        <w:tc>
-          <w:tcPr>
-            <w:tcW w:w="714" w:type="dxa"/>
-          </w:tcPr>
-          <w:p>
-            <w:pPr>
-              <w:spacing w:before="20" w:after="20" w:line="240" w:lineRule="auto"/>
-              <w:jc w:val="center"/>
-              <w:rPr>
-                <w:rFonts w:ascii="Times New Roman" w:eastAsia="Calibri" w:hAnsi="Times New Roman" w:cs="Times New Roman"/>
-                <w:sz w:val="28"/>
-                <w:szCs w:val="28"/>
-              </w:rPr>
-            </w:pPr>
-            <w:r>
-              <w:rPr>
-                <w:rFonts w:ascii="Times New Roman" w:eastAsia="Calibri" w:hAnsi="Times New Roman" w:cs="Times New Roman"/>
-                <w:sz w:val="28"/>
-                <w:szCs w:val="28"/>
-              </w:rPr>
-              <w:t>STT</w:t>
-            </w:r>
-          </w:p>
-        </w:tc>
-        <w:tc>
-          <w:tcPr>
-            <w:tcW w:w="8387" w:type="dxa"/>
-          </w:tcPr>
-          <w:p>
-            <w:pPr>
-              <w:spacing w:before="20" w:after="20" w:line="240" w:lineRule="auto"/>
-              <w:ind w:firstLine="567"/>
-              <w:jc w:val="center"/>
-              <w:rPr>
-                <w:rFonts w:ascii="Times New Roman" w:eastAsia="Calibri" w:hAnsi="Times New Roman" w:cs="Times New Roman"/>
-                <w:sz w:val="28"/>
-                <w:szCs w:val="28"/>
-              </w:rPr>
-            </w:pPr>
-            <w:r>
-              <w:rPr>
-                <w:rFonts w:ascii="Times New Roman" w:eastAsia="Calibri" w:hAnsi="Times New Roman" w:cs="Times New Roman"/>
-                <w:sz w:val="28"/>
-                <w:szCs w:val="28"/>
-              </w:rPr>
-              <w:t>Các chỉ tiêu thông tin đăng ký thuế</w:t>
-            </w:r>
-          </w:p>
-        </w:tc>
-      </w:tr>
-      <w:tr>
-        <w:tc>
-          <w:tcPr>
-            <w:tcW w:w="714" w:type="dxa"/>
-          </w:tcPr>
-          <w:p>
-            <w:pPr>
-              <w:spacing w:before="20" w:after="20" w:line="240" w:lineRule="auto"/>
-              <w:jc w:val="center"/>
-              <w:rPr>
-                <w:rFonts w:ascii="Times New Roman" w:eastAsia="Calibri" w:hAnsi="Times New Roman" w:cs="Times New Roman"/>
-                <w:sz w:val="28"/>
-                <w:szCs w:val="28"/>
-              </w:rPr>
-            </w:pPr>
-            <w:r>
-              <w:rPr>
-                <w:rFonts w:ascii="Times New Roman" w:eastAsia="Calibri" w:hAnsi="Times New Roman" w:cs="Times New Roman"/>
-                <w:sz w:val="28"/>
-                <w:szCs w:val="28"/>
-              </w:rPr>
-              <w:t>1</w:t>
-            </w:r>
-          </w:p>
-        </w:tc>
-        <w:tc>
-          <w:tcPr>
-            <w:tcW w:w="8387" w:type="dxa"/>
-          </w:tcPr>
-          <w:p>
-            <w:pPr>
-              <w:widowControl w:val="0"/>
-              <w:suppressAutoHyphens/>
-              <w:spacing w:before="20" w:after="20" w:line="240" w:lineRule="auto"/>
-              <w:jc w:val="both"/>
-              <w:rPr>
-                <w:rFonts w:ascii="Times New Roman" w:eastAsia="Times New Roman" w:hAnsi="Times New Roman" w:cs="Times New Roman"/>
-                <w:sz w:val="28"/>
-                <w:szCs w:val="28"/>
-                <w:lang w:eastAsia="zh-CN"/>
-              </w:rPr>
-            </w:pPr>
-            <w:r>
-              <w:rPr>
-                <w:rFonts w:ascii="Times New Roman" w:eastAsia="Times New Roman" w:hAnsi="Times New Roman" w:cs="Times New Roman"/>
-                <w:sz w:val="28"/>
-                <w:szCs w:val="28"/>
-                <w:lang w:eastAsia="zh-CN"/>
-              </w:rPr>
-              <w:t xml:space="preserve">Thông tin về Giám đốc/Tổng giám đốc </w:t>
-            </w:r>
-            <w:r>
-              <w:rPr>
-                <w:rFonts w:ascii="Times New Roman" w:eastAsia="Times New Roman" w:hAnsi="Times New Roman" w:cs="Times New Roman"/>
-                <w:i/>
-                <w:sz w:val="28"/>
-                <w:szCs w:val="28"/>
-                <w:lang w:eastAsia="zh-CN"/>
-              </w:rPr>
-              <w:t>(</w:t>
-            </w:r>
-            <w:r>
-              <w:rPr>
-                <w:rFonts w:ascii="Times New Roman" w:eastAsia="Times New Roman" w:hAnsi="Times New Roman" w:cs="Times New Roman"/>
-                <w:i/>
-                <w:iCs/>
-                <w:sz w:val="28"/>
-                <w:szCs w:val="28"/>
-                <w:lang w:eastAsia="zh-CN"/>
-              </w:rPr>
-              <w:t>nếu có</w:t>
-            </w:r>
-            <w:r>
-              <w:rPr>
-                <w:rFonts w:ascii="Times New Roman" w:eastAsia="Times New Roman" w:hAnsi="Times New Roman" w:cs="Times New Roman"/>
-                <w:i/>
-                <w:sz w:val="28"/>
-                <w:szCs w:val="28"/>
-                <w:lang w:eastAsia="zh-CN"/>
-              </w:rPr>
-              <w:t>)</w:t>
-            </w:r>
-            <w:r>
-              <w:rPr>
-                <w:rFonts w:ascii="Times New Roman" w:eastAsia="Times New Roman" w:hAnsi="Times New Roman" w:cs="Times New Roman"/>
-                <w:sz w:val="28"/>
-                <w:szCs w:val="28"/>
-                <w:lang w:eastAsia="zh-CN"/>
-              </w:rPr>
-              <w:t>:</w:t>
-            </w:r>
-          </w:p>
-          <w:p>
-            <w:pPr>
-              <w:widowControl w:val="0"/>
-              <w:suppressAutoHyphens/>
-              <w:spacing w:before="20" w:after="20" w:line="240" w:lineRule="auto"/>
-              <w:jc w:val="both"/>
-              <w:rPr>
-                <w:rFonts w:ascii="Times New Roman" w:eastAsia="Times New Roman" w:hAnsi="Times New Roman" w:cs="Times New Roman"/>
-                <w:sz w:val="28"/>
-                <w:szCs w:val="28"/>
-                <w:lang w:eastAsia="zh-CN"/>
-              </w:rPr>
-            </w:pPr>
-            <w:r>
-              <w:rPr>
-                <w:rFonts w:ascii="Times New Roman" w:eastAsia="Times New Roman" w:hAnsi="Times New Roman" w:cs="Times New Roman"/>
-                <w:sz w:val="28"/>
-                <w:szCs w:val="28"/>
-                <w:lang w:eastAsia="zh-CN"/>
-              </w:rPr>
-              <w:t>Họ, chữ đệm và tên Giám đốc/Tổng giám đốc:</w:t>
-            </w:r>
-            <w:r>
-              <w:t xml:space="preserve"> </w:t>
-            </w:r>
-            <w:r>
-              <w:rPr>
-                <w:rFonts w:ascii="Times New Roman" w:eastAsia="Times New Roman" w:hAnsi="Times New Roman" w:cs="Times New Roman"/>
-                <w:sz w:val="28"/>
-                <w:szCs w:val="28"/>
-                <w:lang w:eastAsia="zh-CN"/>
-              </w:rPr>
-              <w:t>TRƯƠNG QUỐC TÂM</w:t>
-            </w:r>
-          </w:p>
-          <w:p>
-            <w:pPr>
-              <w:widowControl w:val="0"/>
-              <w:suppressAutoHyphens/>
-              <w:spacing w:before="20" w:after="20" w:line="240" w:lineRule="auto"/>
-              <w:jc w:val="both"/>
-              <w:rPr>
-                <w:rFonts w:ascii="Times New Roman" w:eastAsia="Times New Roman" w:hAnsi="Times New Roman" w:cs="Times New Roman"/>
-                <w:sz w:val="28"/>
-                <w:szCs w:val="28"/>
-              </w:rPr>
-            </w:pPr>
-            <w:r>
-              <w:rPr>
-                <w:rFonts w:ascii="Times New Roman" w:eastAsia="Times New Roman" w:hAnsi="Times New Roman" w:cs="Times New Roman"/>
-                <w:sz w:val="28"/>
-                <w:szCs w:val="28"/>
-              </w:rPr>
-              <w:t xml:space="preserve">Ngày, tháng, năm sinh: </w:t>
-            </w:r>
-            <w:r>
-              <w:rPr>
-                <w:rFonts w:ascii="Times New Roman" w:eastAsia="Times New Roman" w:hAnsi="Times New Roman" w:cs="Times New Roman"/>
-                <w:sz w:val="28"/>
-                <w:szCs w:val="28"/>
-              </w:rPr>
-              <w:t>10/05/1989</w:t>
-            </w:r>
-          </w:p>
-          <w:p>
-            <w:pPr>
-              <w:widowControl w:val="0"/>
-              <w:suppressAutoHyphens/>
-              <w:spacing w:before="20" w:after="20" w:line="240" w:lineRule="auto"/>
-              <w:jc w:val="both"/>
-              <w:rPr>
-                <w:rFonts w:ascii="Times New Roman" w:eastAsia="Times New Roman" w:hAnsi="Times New Roman" w:cs="Times New Roman"/>
-                <w:sz w:val="28"/>
-                <w:szCs w:val="28"/>
-                <w:lang w:eastAsia="zh-CN"/>
-              </w:rPr>
-            </w:pPr>
-            <w:r>
-              <w:rPr>
-                <w:rFonts w:ascii="Times New Roman" w:eastAsia="Times New Roman" w:hAnsi="Times New Roman" w:cs="Times New Roman"/>
-                <w:sz w:val="28"/>
-                <w:szCs w:val="28"/>
-              </w:rPr>
-              <w:t xml:space="preserve">Giới tính: </w:t>
-            </w:r>
-            <w:r>
-              <w:rPr>
-                <w:rFonts w:ascii="Times New Roman" w:eastAsia="Times New Roman" w:hAnsi="Times New Roman" w:cs="Times New Roman"/>
-                <w:sz w:val="28"/>
-                <w:szCs w:val="28"/>
-              </w:rPr>
-              <w:t>N</w:t>
-            </w:r>
-            <w:r>
-              <w:rPr>
-                <w:rFonts w:ascii="Times New Roman" w:eastAsia="Times New Roman" w:hAnsi="Times New Roman" w:cs="Times New Roman"/>
-                <w:sz w:val="28"/>
-                <w:szCs w:val="28"/>
-              </w:rPr>
-              <w:t>am</w:t>
-            </w:r>
-          </w:p>
-          <w:p>
-            <w:pPr>
-              <w:widowControl w:val="0"/>
-              <w:suppressAutoHyphens/>
-              <w:spacing w:before="20" w:after="20" w:line="240" w:lineRule="auto"/>
-              <w:jc w:val="both"/>
-              <w:rPr>
-                <w:rFonts w:ascii="Times New Roman" w:eastAsia="Times New Roman" w:hAnsi="Times New Roman" w:cs="Times New Roman"/>
-                <w:sz w:val="28"/>
-                <w:szCs w:val="28"/>
-                <w:lang w:eastAsia="zh-CN"/>
-              </w:rPr>
-            </w:pPr>
-            <w:r>
-              <w:rPr>
-                <w:rFonts w:ascii="Times New Roman" w:eastAsia="Times New Roman" w:hAnsi="Times New Roman" w:cs="Times New Roman"/>
-                <w:sz w:val="28"/>
-                <w:szCs w:val="28"/>
-                <w:lang w:eastAsia="zh-CN"/>
-              </w:rPr>
-              <w:t xml:space="preserve">Số định danh cá nhân: </w:t>
-            </w:r>
-            <w:r>
-              <w:rPr>
-                <w:rFonts w:ascii="Times New Roman" w:eastAsia="Times New Roman" w:hAnsi="Times New Roman" w:cs="Times New Roman"/>
-                <w:sz w:val="28"/>
-                <w:szCs w:val="28"/>
-                <w:lang w:eastAsia="zh-CN"/>
-              </w:rPr>
-              <w:t>086089011231</w:t>
-            </w:r>
-          </w:p>
-          <w:p>
-            <w:pPr>
-              <w:spacing w:before="20" w:after="20" w:line="240" w:lineRule="auto"/>
-              <w:rPr>
-                <w:rFonts w:ascii="Times New Roman" w:eastAsia="Calibri" w:hAnsi="Times New Roman" w:cs="Times New Roman"/>
-                <w:sz w:val="28"/>
-                <w:szCs w:val="28"/>
-              </w:rPr>
-            </w:pPr>
-            <w:r>
-              <w:rPr>
-                <w:rFonts w:ascii="Times New Roman" w:eastAsia="Times New Roman" w:hAnsi="Times New Roman" w:cs="Times New Roman"/>
-                <w:sz w:val="28"/>
-                <w:szCs w:val="28"/>
-                <w:lang w:eastAsia="zh-CN"/>
-              </w:rPr>
-              <w:t>Điện thoại:</w:t>
-            </w:r>
-            <w:r>
-              <w:t xml:space="preserve"> </w:t>
-            </w:r>
-            <w:r>
-              <w:t>0274 7303689</w:t>
-            </w:r>
-          </w:p>
-        </w:tc>
-      </w:tr>
-      <w:tr>
-        <w:tc>
-          <w:tcPr>
-            <w:tcW w:w="714" w:type="dxa"/>
-          </w:tcPr>
-          <w:p>
-            <w:pPr>
-              <w:spacing w:before="20" w:after="20" w:line="240" w:lineRule="auto"/>
-              <w:jc w:val="center"/>
-              <w:rPr>
-                <w:rFonts w:ascii="Times New Roman" w:eastAsia="Calibri" w:hAnsi="Times New Roman" w:cs="Times New Roman"/>
-                <w:sz w:val="28"/>
-                <w:szCs w:val="28"/>
-              </w:rPr>
-            </w:pPr>
-            <w:r>
-              <w:rPr>
-                <w:rFonts w:ascii="Times New Roman" w:eastAsia="Calibri" w:hAnsi="Times New Roman" w:cs="Times New Roman"/>
-                <w:sz w:val="28"/>
-                <w:szCs w:val="28"/>
-              </w:rPr>
-              <w:t>2</w:t>
-            </w:r>
-          </w:p>
-        </w:tc>
-        <w:tc>
-          <w:tcPr>
-            <w:tcW w:w="8387" w:type="dxa"/>
-          </w:tcPr>
-          <w:p>
-            <w:pPr>
-              <w:spacing w:before="20" w:after="20" w:line="240" w:lineRule="auto"/>
-              <w:jc w:val="both"/>
-              <w:rPr>
-                <w:rFonts w:ascii="Times New Roman" w:eastAsia="Calibri" w:hAnsi="Times New Roman" w:cs="Times New Roman"/>
-                <w:sz w:val="28"/>
-                <w:szCs w:val="28"/>
-              </w:rPr>
-            </w:pPr>
-            <w:r>
-              <w:rPr>
-                <w:rFonts w:ascii="Times New Roman" w:eastAsia="Calibri" w:hAnsi="Times New Roman" w:cs="Times New Roman"/>
-                <w:sz w:val="28"/>
-                <w:szCs w:val="28"/>
-              </w:rPr>
-              <w:t>Thông tin về Kế toán trưởng/Phụ trách kế toán (</w:t>
-            </w:r>
-            <w:r>
-              <w:rPr>
-                <w:rFonts w:ascii="Times New Roman" w:eastAsia="Calibri" w:hAnsi="Times New Roman" w:cs="Times New Roman"/>
-                <w:i/>
-                <w:iCs/>
-                <w:sz w:val="28"/>
-                <w:szCs w:val="28"/>
-              </w:rPr>
-              <w:t>nếu có</w:t>
-            </w:r>
-            <w:r>
-              <w:rPr>
-                <w:rFonts w:ascii="Times New Roman" w:eastAsia="Calibri" w:hAnsi="Times New Roman" w:cs="Times New Roman"/>
-                <w:sz w:val="28"/>
-                <w:szCs w:val="28"/>
-              </w:rPr>
-              <w:t>)</w:t>
-            </w:r>
-            <w:r>
-              <w:rPr>
-                <w:rFonts w:ascii="Times New Roman" w:eastAsia="Calibri" w:hAnsi="Times New Roman" w:cs="Times New Roman"/>
-                <w:sz w:val="28"/>
-                <w:szCs w:val="28"/>
-                <w:vertAlign w:val="superscript"/>
-              </w:rPr>
-              <w:footnoteReference w:customMarkFollows="1" w:id="3"/>
-              <w:t>1</w:t>
-            </w:r>
-            <w:r>
-              <w:rPr>
-                <w:rFonts w:ascii="Times New Roman" w:eastAsia="Calibri" w:hAnsi="Times New Roman" w:cs="Times New Roman"/>
-                <w:sz w:val="28"/>
-                <w:szCs w:val="28"/>
-              </w:rPr>
-              <w:t>:</w:t>
-            </w:r>
-          </w:p>
-          <w:p>
-            <w:pPr>
-              <w:widowControl w:val="0"/>
-              <w:suppressAutoHyphens/>
-              <w:spacing w:before="20" w:after="20" w:line="240" w:lineRule="auto"/>
-              <w:jc w:val="both"/>
-              <w:rPr>
-                <w:rFonts w:ascii="Times New Roman" w:eastAsia="Times New Roman" w:hAnsi="Times New Roman" w:cs="Times New Roman"/>
-                <w:sz w:val="28"/>
-                <w:szCs w:val="28"/>
-                <w:lang w:eastAsia="zh-CN"/>
-              </w:rPr>
-            </w:pPr>
-            <w:r>
-              <w:rPr>
-                <w:rFonts w:ascii="Times New Roman" w:eastAsia="Times New Roman" w:hAnsi="Times New Roman" w:cs="Times New Roman"/>
-                <w:sz w:val="28"/>
-                <w:szCs w:val="28"/>
-                <w:lang w:eastAsia="zh-CN"/>
-              </w:rPr>
-              <w:t>Họ, chữ đệm và tên Kế toán trưởng/Phụ trách kế toán:................................</w:t>
-            </w:r>
-          </w:p>
-          <w:p>
-            <w:pPr>
-              <w:widowControl w:val="0"/>
-              <w:suppressAutoHyphens/>
-              <w:spacing w:before="20" w:after="20" w:line="240" w:lineRule="auto"/>
-              <w:jc w:val="both"/>
-              <w:rPr>
-                <w:rFonts w:ascii="Times New Roman" w:eastAsia="Times New Roman" w:hAnsi="Times New Roman" w:cs="Times New Roman"/>
-                <w:sz w:val="28"/>
-                <w:szCs w:val="28"/>
-              </w:rPr>
-            </w:pPr>
-            <w:r>
-              <w:rPr>
-                <w:rFonts w:ascii="Times New Roman" w:eastAsia="Times New Roman" w:hAnsi="Times New Roman" w:cs="Times New Roman"/>
-                <w:sz w:val="28"/>
-                <w:szCs w:val="28"/>
-              </w:rPr>
-              <w:t>Ngày, tháng, năm sinh: ……/……/……</w:t>
-            </w:r>
-          </w:p>
-          <w:p>
-            <w:pPr>
-              <w:widowControl w:val="0"/>
-              <w:suppressAutoHyphens/>
-              <w:spacing w:before="20" w:after="20" w:line="240" w:lineRule="auto"/>
-              <w:jc w:val="both"/>
-              <w:rPr>
-                <w:rFonts w:ascii="Times New Roman" w:eastAsia="Times New Roman" w:hAnsi="Times New Roman" w:cs="Times New Roman"/>
-                <w:sz w:val="28"/>
-                <w:szCs w:val="28"/>
-                <w:lang w:eastAsia="zh-CN"/>
-              </w:rPr>
-            </w:pPr>
-            <w:r>
-              <w:rPr>
-                <w:rFonts w:ascii="Times New Roman" w:eastAsia="Times New Roman" w:hAnsi="Times New Roman" w:cs="Times New Roman"/>
-                <w:sz w:val="28"/>
-                <w:szCs w:val="28"/>
-              </w:rPr>
-              <w:t>Giới tính: ………………</w:t>
-            </w:r>
-          </w:p>
-          <w:p>
-            <w:pPr>
-              <w:widowControl w:val="0"/>
-              <w:suppressAutoHyphens/>
-              <w:spacing w:before="20" w:after="20" w:line="240" w:lineRule="auto"/>
-              <w:jc w:val="both"/>
-              <w:rPr>
-                <w:rFonts w:ascii="Times New Roman" w:eastAsia="Times New Roman" w:hAnsi="Times New Roman" w:cs="Times New Roman"/>
-                <w:sz w:val="28"/>
-                <w:szCs w:val="28"/>
-                <w:lang w:eastAsia="zh-CN"/>
-              </w:rPr>
-            </w:pPr>
-            <w:r>
-              <w:rPr>
-                <w:rFonts w:ascii="Times New Roman" w:eastAsia="Times New Roman" w:hAnsi="Times New Roman" w:cs="Times New Roman"/>
-                <w:sz w:val="28"/>
-                <w:szCs w:val="28"/>
-                <w:lang w:eastAsia="zh-CN"/>
-              </w:rPr>
-              <w:t>Số định danh cá nhân: .................................................................................</w:t>
-            </w:r>
-          </w:p>
-          <w:p>
-            <w:pPr>
-              <w:spacing w:before="20" w:after="20" w:line="240" w:lineRule="auto"/>
-              <w:jc w:val="both"/>
-              <w:rPr>
-                <w:rFonts w:ascii="Times New Roman" w:eastAsia="Calibri" w:hAnsi="Times New Roman" w:cs="Times New Roman"/>
-                <w:sz w:val="28"/>
-                <w:szCs w:val="28"/>
-              </w:rPr>
-            </w:pPr>
-            <w:r>
-              <w:rPr>
-                <w:rFonts w:ascii="Times New Roman" w:eastAsia="Times New Roman" w:hAnsi="Times New Roman" w:cs="Times New Roman"/>
-                <w:sz w:val="28"/>
-                <w:szCs w:val="28"/>
-                <w:lang w:eastAsia="zh-CN"/>
-              </w:rPr>
-              <w:t>Điện thoại:...................................................................................................</w:t>
-            </w:r>
-          </w:p>
-        </w:tc>
-      </w:tr>
-      <w:tr>
-        <w:tc>
-          <w:tcPr>
-            <w:tcW w:w="714" w:type="dxa"/>
-          </w:tcPr>
-          <w:p>
-            <w:pPr>
-              <w:spacing w:before="20" w:after="20" w:line="240" w:lineRule="auto"/>
-              <w:jc w:val="center"/>
-              <w:rPr>
-                <w:rFonts w:ascii="Times New Roman" w:eastAsia="Calibri" w:hAnsi="Times New Roman" w:cs="Times New Roman"/>
-                <w:sz w:val="28"/>
-                <w:szCs w:val="28"/>
-              </w:rPr>
-            </w:pPr>
-            <w:r>
-              <w:rPr>
-                <w:rFonts w:ascii="Times New Roman" w:eastAsia="Calibri" w:hAnsi="Times New Roman" w:cs="Times New Roman"/>
-                <w:sz w:val="28"/>
-                <w:szCs w:val="28"/>
-              </w:rPr>
-              <w:t>3</w:t>
-            </w:r>
-          </w:p>
-        </w:tc>
-        <w:tc>
-          <w:tcPr>
-            <w:tcW w:w="8387" w:type="dxa"/>
-          </w:tcPr>
-          <w:p>
-            <w:pPr>
-              <w:spacing w:before="20" w:after="20" w:line="240" w:lineRule="auto"/>
-              <w:rPr>
-                <w:rFonts w:ascii="Times New Roman" w:eastAsia="Calibri" w:hAnsi="Times New Roman" w:cs="Times New Roman"/>
-                <w:sz w:val="28"/>
-                <w:szCs w:val="28"/>
-              </w:rPr>
-            </w:pPr>
-            <w:r>
-              <w:rPr>
-                <w:rFonts w:ascii="Times New Roman" w:eastAsia="Calibri" w:hAnsi="Times New Roman" w:cs="Times New Roman"/>
-                <w:sz w:val="28"/>
-                <w:szCs w:val="28"/>
-              </w:rPr>
-              <w:t>Địa chỉ nhận thông báo thuế:</w:t>
-            </w:r>
-          </w:p>
-          <w:p>
-            <w:pPr>
-              <w:spacing w:before="20" w:after="20" w:line="240" w:lineRule="auto"/>
-              <w:rPr>
-                <w:rFonts w:ascii="Times New Roman" w:eastAsia="Calibri" w:hAnsi="Times New Roman" w:cs="Times New Roman"/>
-                <w:sz w:val="28"/>
-                <w:szCs w:val="28"/>
-              </w:rPr>
-            </w:pPr>
-            <w:r>
-              <w:rPr>
-                <w:rFonts w:ascii="Times New Roman" w:eastAsia="Calibri" w:hAnsi="Times New Roman" w:cs="Times New Roman"/>
-                <w:spacing w:val="-8"/>
-                <w:sz w:val="28"/>
-                <w:szCs w:val="28"/>
-              </w:rPr>
-              <w:t>Số nhà/phòng, ngách/hẻm, ngõ/kiệt, đường/phố/đại lộ, tổ/xóm/ấp/thôn</w:t>
-            </w:r>
-            <w:r>
-              <w:rPr>
-                <w:rFonts w:ascii="Times New Roman" w:eastAsia="Calibri" w:hAnsi="Times New Roman" w:cs="Times New Roman"/>
-                <w:sz w:val="28"/>
-                <w:szCs w:val="28"/>
-              </w:rPr>
-              <w:t xml:space="preserve">: </w:t>
-            </w:r>
-            <w:r>
-              <w:rPr>
-                <w:rFonts w:ascii="Times New Roman" w:eastAsia="Calibri" w:hAnsi="Times New Roman" w:cs="Times New Roman"/>
-                <w:sz w:val="28"/>
-                <w:szCs w:val="28"/>
-              </w:rPr>
-              <w:t>Thửa đất số 12, Tờ bản đồ số 110, Khu phố Bình Thuận 2</w:t>
-            </w:r>
-          </w:p>
-          <w:p>
-            <w:pPr>
-              <w:spacing w:before="20" w:after="20" w:line="240" w:lineRule="auto"/>
-              <w:rPr>
-                <w:rFonts w:ascii="Times New Roman" w:eastAsia="Calibri" w:hAnsi="Times New Roman" w:cs="Times New Roman"/>
-                <w:sz w:val="28"/>
-                <w:szCs w:val="28"/>
-              </w:rPr>
-            </w:pPr>
-            <w:r>
-              <w:rPr>
-                <w:rFonts w:ascii="Times New Roman" w:eastAsia="Calibri" w:hAnsi="Times New Roman" w:cs="Times New Roman"/>
-                <w:sz w:val="28"/>
-                <w:szCs w:val="28"/>
-              </w:rPr>
-              <w:t xml:space="preserve">Xã/Phường/Đặc khu: </w:t>
-            </w:r>
-            <w:r>
-              <w:rPr>
-                <w:rFonts w:ascii="Times New Roman" w:eastAsia="Calibri" w:hAnsi="Times New Roman" w:cs="Times New Roman"/>
-                <w:sz w:val="28"/>
-                <w:szCs w:val="28"/>
-              </w:rPr>
-              <w:t xml:space="preserve">Phường </w:t>
-            </w:r>
-            <w:r>
-              <w:rPr>
-                <w:rFonts w:ascii="Times New Roman" w:eastAsia="Calibri" w:hAnsi="Times New Roman" w:cs="Times New Roman"/>
-                <w:sz w:val="28"/>
-                <w:szCs w:val="28"/>
-              </w:rPr>
-              <w:t>Thuận Giao</w:t>
-            </w:r>
-          </w:p>
-          <w:p>
-            <w:pPr>
-              <w:spacing w:before="20" w:after="20" w:line="240" w:lineRule="auto"/>
-              <w:rPr>
-                <w:rFonts w:ascii="Times New Roman" w:eastAsia="Calibri" w:hAnsi="Times New Roman" w:cs="Times New Roman"/>
-                <w:sz w:val="28"/>
-                <w:szCs w:val="28"/>
-              </w:rPr>
-            </w:pPr>
-            <w:r>
-              <w:rPr>
-                <w:rFonts w:ascii="Times New Roman" w:eastAsia="Calibri" w:hAnsi="Times New Roman" w:cs="Times New Roman"/>
-                <w:sz w:val="28"/>
-                <w:szCs w:val="28"/>
-              </w:rPr>
-              <w:t xml:space="preserve">Tỉnh/Thành phố trực thuộc trung ương: </w:t>
-            </w:r>
-            <w:r>
-              <w:rPr>
-                <w:rFonts w:ascii="Times New Roman" w:eastAsia="Calibri" w:hAnsi="Times New Roman" w:cs="Times New Roman"/>
-                <w:sz w:val="28"/>
-                <w:szCs w:val="28"/>
-              </w:rPr>
-              <w:t>Thành phố Hồ Chí Minh</w:t>
-            </w:r>
-          </w:p>
-          <w:p>
-            <w:pPr>
-              <w:tabs>
-                <w:tab w:val="center" w:pos="4680"/>
-                <w:tab w:val="right" w:pos="9360"/>
-              </w:tabs>
-              <w:suppressAutoHyphens/>
-              <w:spacing w:before="20" w:after="20" w:line="240" w:lineRule="auto"/>
-              <w:jc w:val="both"/>
-              <w:rPr>
-                <w:rFonts w:ascii="Times New Roman" w:eastAsia="Times New Roman" w:hAnsi="Times New Roman" w:cs="Times New Roman"/>
-                <w:sz w:val="28"/>
-                <w:szCs w:val="28"/>
-                <w:lang w:eastAsia="zh-CN"/>
-              </w:rPr>
-            </w:pPr>
-            <w:r>
-              <w:rPr>
-                <w:rFonts w:ascii="Times New Roman" w:eastAsia="Times New Roman" w:hAnsi="Times New Roman" w:cs="Times New Roman"/>
-                <w:sz w:val="28"/>
-                <w:szCs w:val="28"/>
-                <w:lang w:eastAsia="zh-CN"/>
-              </w:rPr>
-              <w:t>Điện thoại (</w:t>
-            </w:r>
-            <w:r>
-              <w:rPr>
-                <w:rFonts w:ascii="Times New Roman" w:eastAsia="Times New Roman" w:hAnsi="Times New Roman" w:cs="Times New Roman"/>
-                <w:i/>
-                <w:sz w:val="28"/>
-                <w:szCs w:val="28"/>
-                <w:lang w:eastAsia="zh-CN"/>
-              </w:rPr>
-              <w:t>nếu có</w:t>
-            </w:r>
-            <w:r>
-              <w:rPr>
-                <w:rFonts w:ascii="Times New Roman" w:eastAsia="Times New Roman" w:hAnsi="Times New Roman" w:cs="Times New Roman"/>
-                <w:sz w:val="28"/>
-                <w:szCs w:val="28"/>
-                <w:lang w:eastAsia="zh-CN"/>
-              </w:rPr>
-              <w:t xml:space="preserve">): </w:t>
-            </w:r>
-            <w:r>
-              <w:rPr>
-                <w:rFonts w:ascii="Times New Roman" w:eastAsia="Times New Roman" w:hAnsi="Times New Roman" w:cs="Times New Roman"/>
-                <w:sz w:val="28"/>
-                <w:szCs w:val="28"/>
-                <w:lang w:eastAsia="zh-CN"/>
-              </w:rPr>
-              <w:t>0274 7303689</w:t>
-            </w:r>
-            <w:r>
-              <w:rPr>
-                <w:rFonts w:ascii="Times New Roman" w:eastAsia="Times New Roman" w:hAnsi="Times New Roman" w:cs="Times New Roman"/>
-                <w:sz w:val="28"/>
-                <w:szCs w:val="28"/>
-                <w:lang w:eastAsia="zh-CN"/>
-              </w:rPr>
-              <w:t xml:space="preserve"> </w:t>
-            </w:r>
-            <w:r>
-              <w:rPr>
-                <w:rFonts w:ascii="Times New Roman" w:eastAsia="Times New Roman" w:hAnsi="Times New Roman" w:cs="Times New Roman"/>
-                <w:sz w:val="28"/>
-                <w:szCs w:val="28"/>
-                <w:lang w:eastAsia="zh-CN"/>
-              </w:rPr>
-              <w:t>Số fax (</w:t>
-            </w:r>
-            <w:r>
-              <w:rPr>
-                <w:rFonts w:ascii="Times New Roman" w:eastAsia="Times New Roman" w:hAnsi="Times New Roman" w:cs="Times New Roman"/>
-                <w:i/>
-                <w:sz w:val="28"/>
-                <w:szCs w:val="28"/>
-                <w:lang w:eastAsia="zh-CN"/>
-              </w:rPr>
-              <w:t>nếu có</w:t>
-            </w:r>
-            <w:r>
-              <w:rPr>
-                <w:rFonts w:ascii="Times New Roman" w:eastAsia="Times New Roman" w:hAnsi="Times New Roman" w:cs="Times New Roman"/>
-                <w:sz w:val="28"/>
-                <w:szCs w:val="28"/>
-                <w:lang w:eastAsia="zh-CN"/>
-              </w:rPr>
-              <w:t>):………………..</w:t>
-            </w:r>
-          </w:p>
-          <w:p>
-            <w:pPr>
-              <w:spacing w:before="20" w:after="20" w:line="240" w:lineRule="auto"/>
-              <w:rPr>
-                <w:rFonts w:ascii="Times New Roman" w:eastAsia="Calibri" w:hAnsi="Times New Roman" w:cs="Times New Roman"/>
-                <w:sz w:val="28"/>
-                <w:szCs w:val="28"/>
-              </w:rPr>
-            </w:pPr>
-            <w:r>
-              <w:rPr>
-                <w:rFonts w:ascii="Times New Roman" w:eastAsia="Times New Roman" w:hAnsi="Times New Roman" w:cs="Times New Roman"/>
-                <w:sz w:val="28"/>
-                <w:szCs w:val="28"/>
-                <w:lang w:eastAsia="zh-CN"/>
-              </w:rPr>
-              <w:t>Thư điện tử (</w:t>
-            </w:r>
-            <w:r>
-              <w:rPr>
-                <w:rFonts w:ascii="Times New Roman" w:eastAsia="Times New Roman" w:hAnsi="Times New Roman" w:cs="Times New Roman"/>
-                <w:i/>
-                <w:sz w:val="28"/>
-                <w:szCs w:val="28"/>
-                <w:lang w:eastAsia="zh-CN"/>
-              </w:rPr>
-              <w:t>nếu có</w:t>
-            </w:r>
-            <w:r>
-              <w:rPr>
-                <w:rFonts w:ascii="Times New Roman" w:eastAsia="Times New Roman" w:hAnsi="Times New Roman" w:cs="Times New Roman"/>
-                <w:sz w:val="28"/>
-                <w:szCs w:val="28"/>
-                <w:lang w:eastAsia="zh-CN"/>
-              </w:rPr>
-              <w:t>):……………………………………………………</w:t>
-            </w:r>
-          </w:p>
-        </w:tc>
-      </w:tr>
-      <w:tr>
-        <w:tc>
-          <w:tcPr>
-            <w:tcW w:w="714" w:type="dxa"/>
-          </w:tcPr>
-          <w:p>
-            <w:pPr>
-              <w:spacing w:before="20" w:after="20" w:line="240" w:lineRule="auto"/>
-              <w:jc w:val="center"/>
-              <w:rPr>
-                <w:rFonts w:ascii="Times New Roman" w:eastAsia="Times New Roman" w:hAnsi="Times New Roman" w:cs="Times New Roman"/>
-                <w:sz w:val="28"/>
-                <w:szCs w:val="28"/>
-                <w:vertAlign w:val="superscript"/>
-                <w:lang w:eastAsia="zh-CN"/>
-              </w:rPr>
-            </w:pPr>
-            <w:r>
-              <w:rPr>
-                <w:rFonts w:ascii="Times New Roman" w:eastAsia="Calibri" w:hAnsi="Times New Roman" w:cs="Times New Roman"/>
-                <w:sz w:val="28"/>
-                <w:szCs w:val="28"/>
-              </w:rPr>
-              <w:t>4</w:t>
-            </w:r>
-          </w:p>
-        </w:tc>
-        <w:tc>
-          <w:tcPr>
-            <w:tcW w:w="8387" w:type="dxa"/>
-            <w:vAlign w:val="center"/>
-          </w:tcPr>
-          <w:p>
-            <w:pPr>
-              <w:spacing w:before="20" w:after="20" w:line="240" w:lineRule="auto"/>
-              <w:rPr>
-                <w:rFonts w:ascii="Times New Roman" w:eastAsia="Calibri" w:hAnsi="Times New Roman" w:cs="Times New Roman"/>
-                <w:sz w:val="28"/>
-                <w:szCs w:val="28"/>
-              </w:rPr>
-            </w:pPr>
-            <w:r>
-              <w:rPr>
-                <w:rFonts w:ascii="Times New Roman" w:eastAsia="Times New Roman" w:hAnsi="Times New Roman" w:cs="Times New Roman"/>
-                <w:sz w:val="28"/>
-                <w:szCs w:val="28"/>
-                <w:lang w:eastAsia="zh-CN"/>
-              </w:rPr>
-              <w:t>Ngày bắt đầu hoạt động</w:t>
-            </w:r>
-            <w:r>
-              <w:rPr>
-                <w:rFonts w:ascii="Times New Roman" w:eastAsia="Times New Roman" w:hAnsi="Times New Roman" w:cs="Times New Roman"/>
-                <w:sz w:val="28"/>
-                <w:szCs w:val="28"/>
-                <w:vertAlign w:val="superscript"/>
-                <w:lang w:eastAsia="zh-CN"/>
-              </w:rPr>
-              <w:footnoteReference w:customMarkFollows="1" w:id="4"/>
-              <w:t>2</w:t>
-            </w:r>
-            <w:r>
-              <w:rPr>
-                <w:rFonts w:ascii="Times New Roman" w:eastAsia="Times New Roman" w:hAnsi="Times New Roman" w:cs="Times New Roman"/>
-                <w:sz w:val="28"/>
-                <w:szCs w:val="28"/>
-                <w:lang w:eastAsia="zh-CN"/>
-              </w:rPr>
-              <w:t>: …../…../…….</w:t>
-            </w:r>
-          </w:p>
-        </w:tc>
-      </w:tr>
-      <w:tr>
-        <w:tc>
-          <w:tcPr>
-            <w:tcW w:w="714" w:type="dxa"/>
-          </w:tcPr>
-          <w:p>
-            <w:pPr>
-              <w:spacing w:before="20" w:after="20" w:line="240" w:lineRule="auto"/>
-              <w:jc w:val="center"/>
-              <w:rPr>
-                <w:rFonts w:ascii="Times New Roman" w:eastAsia="Calibri" w:hAnsi="Times New Roman" w:cs="Times New Roman"/>
-                <w:sz w:val="28"/>
-                <w:szCs w:val="28"/>
-              </w:rPr>
-            </w:pPr>
-            <w:r>
-              <w:rPr>
-                <w:rFonts w:ascii="Times New Roman" w:eastAsia="Calibri" w:hAnsi="Times New Roman" w:cs="Times New Roman"/>
-                <w:sz w:val="28"/>
-                <w:szCs w:val="28"/>
-              </w:rPr>
-              <w:t>5</w:t>
-            </w:r>
-          </w:p>
-        </w:tc>
-        <w:tc>
-          <w:tcPr>
-            <w:tcW w:w="8387" w:type="dxa"/>
-            <w:vAlign w:val="center"/>
-          </w:tcPr>
-          <w:p>
-            <w:pPr>
-              <w:suppressAutoHyphens/>
-              <w:spacing w:before="20" w:after="20" w:line="240" w:lineRule="auto"/>
-              <w:jc w:val="both"/>
-              <w:rPr>
-                <w:rFonts w:ascii="Times New Roman" w:eastAsia="Times New Roman" w:hAnsi="Times New Roman" w:cs="Times New Roman"/>
-                <w:sz w:val="28"/>
-                <w:szCs w:val="28"/>
-                <w:lang w:eastAsia="zh-CN"/>
-              </w:rPr>
-            </w:pPr>
-            <w:r>
-              <w:rPr>
-                <w:rFonts w:ascii="Times New Roman" w:eastAsia="Times New Roman" w:hAnsi="Times New Roman" w:cs="Times New Roman"/>
-                <w:sz w:val="28"/>
-                <w:szCs w:val="28"/>
-                <w:lang w:eastAsia="zh-CN"/>
-              </w:rPr>
-              <w:t>Hình thức hạch toán (</w:t>
-            </w:r>
-            <w:r>
-              <w:rPr>
-                <w:rFonts w:ascii="Times New Roman" w:eastAsia="Times New Roman" w:hAnsi="Times New Roman" w:cs="Times New Roman"/>
-                <w:i/>
-                <w:iCs/>
-                <w:sz w:val="28"/>
-                <w:szCs w:val="28"/>
-                <w:lang w:eastAsia="zh-CN"/>
-              </w:rPr>
-              <w:t xml:space="preserve">Đánh dấu X vào một trong hai ô “Hạch toán độc lập” hoặc “Hạch toán phụ thuộc”. Trường hợp chọn ô “Hạch toán độc </w:t>
-            </w:r>
-            <w:r>
-              <w:rPr>
-                <w:rFonts w:ascii="Times New Roman" w:eastAsia="Times New Roman" w:hAnsi="Times New Roman" w:cs="Times New Roman"/>
-                <w:i/>
-                <w:iCs/>
-                <w:sz w:val="28"/>
-                <w:szCs w:val="28"/>
-                <w:lang w:eastAsia="zh-CN"/>
-              </w:rPr>
-              <w:lastRenderedPageBreak/>
-              <w:t>lập” mà thuộc đối tượng phải lập và gửi báo cáo tài chính hợp nhất cho cơ quan có thẩm quyền theo quy định thì chọn thêm ô “Có báo cáo tài chính hợp nhất”</w:t>
-            </w:r>
-            <w:r>
-              <w:rPr>
-                <w:rFonts w:ascii="Times New Roman" w:eastAsia="Times New Roman" w:hAnsi="Times New Roman" w:cs="Times New Roman"/>
-                <w:sz w:val="28"/>
-                <w:szCs w:val="28"/>
-                <w:lang w:eastAsia="zh-CN"/>
-              </w:rPr>
-              <w:t xml:space="preserve">): </w:t>
-            </w:r>
-          </w:p>
-          <w:tbl>
-            <w:tblPr>
-              <w:tblW w:w="7341" w:type="dxa"/>
-              <w:tblInd w:w="179" w:type="dxa"/>
-              <w:tblLook w:val="0000" w:firstRow="0" w:lastRow="0" w:firstColumn="0" w:lastColumn="0" w:noHBand="0" w:noVBand="0"/>
-            </w:tblPr>
-            <w:tblGrid>
-              <w:gridCol w:w="2583"/>
-              <w:gridCol w:w="567"/>
-              <w:gridCol w:w="393"/>
-              <w:gridCol w:w="3798"/>
-            </w:tblGrid>
-            <w:tr>
-              <w:tc>
-                <w:tcPr>
-                  <w:tcW w:w="2583" w:type="dxa"/>
-                  <w:shd w:val="clear" w:color="auto" w:fill="auto"/>
-                </w:tcPr>
-                <w:p>
-                  <w:pPr>
-                    <w:suppressAutoHyphens/>
-                    <w:spacing w:before="20" w:after="20" w:line="240" w:lineRule="auto"/>
-                    <w:jc w:val="both"/>
-                    <w:rPr>
-                      <w:rFonts w:ascii="Times New Roman" w:eastAsia="Times New Roman" w:hAnsi="Times New Roman" w:cs="Times New Roman"/>
-                      <w:sz w:val="28"/>
-                      <w:szCs w:val="28"/>
-                      <w:lang w:eastAsia="zh-CN"/>
-                    </w:rPr>
-                  </w:pPr>
-                  <w:r>
-                    <w:rPr>
-                      <w:rFonts w:ascii="Times New Roman" w:eastAsia="Times New Roman" w:hAnsi="Times New Roman" w:cs="Times New Roman"/>
-                      <w:sz w:val="28"/>
-                      <w:szCs w:val="28"/>
-                      <w:lang w:eastAsia="zh-CN"/>
-                    </w:rPr>
-                    <w:t>Hạch toán độc lập</w:t>
-                  </w:r>
-                </w:p>
-              </w:tc>
-              <w:tc>
-                <w:tcPr>
-                  <w:tcW w:w="567" w:type="dxa"/>
-                  <w:shd w:val="clear" w:color="auto" w:fill="auto"/>
-                </w:tcPr>
-                <w:p>
-                  <w:pPr>
-                    <w:suppressAutoHyphens/>
-                    <w:snapToGrid w:val="0"/>
-                    <w:spacing w:before="20" w:after="20" w:line="240" w:lineRule="auto"/>
-                    <w:jc w:val="both"/>
-                    <w:rPr>
-                      <w:rFonts w:ascii="Times New Roman" w:eastAsia="Times New Roman" w:hAnsi="Times New Roman" w:cs="Times New Roman"/>
-                      <w:sz w:val="28"/>
-                      <w:szCs w:val="28"/>
-                    </w:rPr>
-                  </w:pPr>
-                  <w:r>
-                    <w:rPr>
-                      <w:rFonts w:ascii="Times New Roman" w:eastAsia="Calibri" w:hAnsi="Times New Roman" w:cs="Times New Roman"/>
-                      <w:noProof/>
-                      <w:sz w:val="20"/>
-                      <w:szCs w:val="20"/>
-                    </w:rPr>
-                    <mc:AlternateContent>
-                      <mc:Choice Requires="wps">
-                        <w:drawing>
-                          <wp:anchor distT="0" distB="0" distL="114300" distR="114300" simplePos="0" relativeHeight="251687936" behindDoc="0" locked="0" layoutInCell="1" allowOverlap="1" wp14:anchorId="4F51CF12" wp14:editId="1081D1BD">
-                            <wp:simplePos x="0" y="0"/>
-                            <wp:positionH relativeFrom="margin">
-                              <wp:align>center</wp:align>
-                            </wp:positionH>
-                            <wp:positionV relativeFrom="paragraph">
-                              <wp:posOffset>5715</wp:posOffset>
-                            </wp:positionV>
-                            <wp:extent cx="288925" cy="235585"/>
-                            <wp:effectExtent l="0" t="0" r="15875" b="12065"/>
-                            <wp:wrapNone/>
-                            <wp:docPr id="500946973" name="Rectangle 34"/>
-                            <wp:cNvGraphicFramePr>
-                              <a:graphicFrameLocks xmlns:a="http://schemas.openxmlformats.org/drawingml/2006/main"/>
-                            </wp:cNvGraphicFramePr>
-                            <a:graphic xmlns:a="http://schemas.openxmlformats.org/drawingml/2006/main">
-                              <a:graphicData uri="http://schemas.microsoft.com/office/word/2010/wordprocessingShape">
-                                <wps:wsp>
-                                  <wps:cNvSpPr>
-                                    <a:spLocks noChangeArrowheads="1"/>
-                                  </wps:cNvSpPr>
-                                  <wps:spPr bwMode="auto">
-                                    <a:xfrm>
-                                      <a:off x="0" y="0"/>
-                                      <a:ext cx="288925" cy="235585"/>
-                                    </a:xfrm>
-                                    <a:prstGeom prst="rect">
-                                      <a:avLst/>
-                                    </a:prstGeom>
-                                    <a:solidFill>
-                                      <a:srgbClr val="FFFFFF"/>
-                                    </a:solidFill>
-                                    <a:ln w="9360" cap="sq">
-                                      <a:solidFill>
-                                        <a:srgbClr val="000000"/>
-                                      </a:solidFill>
-                                      <a:miter lim="800000"/>
-                                      <a:headEnd/>
-                                      <a:tailEnd/>
-                                    </a:ln>
-                                  </wps:spPr>
-                                  <wps:txbx>
-                                    <w:txbxContent>
-                                      <w:p>
-                                        <w:pPr>
-                                          <w:jc w:val="center"/>
-                                        </w:pPr>
-                                        <w:r>
-                                          <w:t>x</w:t>
-                                        </w:r>
-                                      </w:p>
-                                    </w:txbxContent>
-                                  </wps:txbx>
-                                  <wps:bodyPr rot="0" vert="horz" wrap="none" lIns="91440" tIns="45720" rIns="91440" bIns="45720" anchor="ctr" anchorCtr="0" upright="1">
-                                    <a:noAutofit/>
-                                  </wps:bodyPr>
-                                </wps:wsp>
-                              </a:graphicData>
-                            </a:graphic>
-                            <wp14:sizeRelH relativeFrom="page">
-                              <wp14:pctWidth>0</wp14:pctWidth>
-                            </wp14:sizeRelH>
-                            <wp14:sizeRelV relativeFrom="page">
-                              <wp14:pctHeight>0</wp14:pctHeight>
-                            </wp14:sizeRelV>
-                          </wp:anchor>
-                        </w:drawing>
-                      </mc:Choice>
-                      <mc:Fallback>
-                        <w:pict>
-                          <v:rect w14:anchorId="4F51CF12" id="Rectangle 34" o:spid="_x0000_s1029" style="position:absolute;left:0;text-align:left;margin-left:0;margin-top:.45pt;width:22.75pt;height:18.55pt;z-index:251687936;visibility:visible;mso-wrap-style:none;mso-width-percent:0;mso-height-percent:0;mso-wrap-distance-left:9pt;mso-wrap-distance-top:0;mso-wrap-distance-right:9pt;mso-wrap-distance-bottom:0;mso-position-horizontal:center;mso-position-horizontal-relative:margin;mso-position-vertical:absolute;mso-position-vertical-relative:text;mso-width-percent:0;mso-height-percent:0;mso-width-relative:page;mso-height-relative:page;v-text-anchor:middle" o:gfxdata="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" strokeweight=".26mm">
-                            <v:stroke endcap="square"/>
-                            <v:textbox>
-                              <w:txbxContent>
-                                <w:p>
-                                  <w:pPr>
-                                    <w:jc w:val="center"/>
-                                  </w:pPr>
-                                  <w:r>
-                                    <w:t>x</w:t>
-                                  </w:r>
-                                </w:p>
-                              </w:txbxContent>
-                            </v:textbox>
-                            <w10:wrap anchorx="margin"/>
-                          </v:rect>
-                        </w:pict>
-                      </mc:Fallback>
-                    </mc:AlternateContent>
-                  </w:r>
-                </w:p>
-              </w:tc>
-              <w:tc>
-                <w:tcPr>
-                  <w:tcW w:w="393" w:type="dxa"/>
-                </w:tcPr>
-                <w:p>
-                  <w:pPr>
-                    <w:suppressAutoHyphens/>
-                    <w:snapToGrid w:val="0"/>
-                    <w:spacing w:before="20" w:after="20" w:line="240" w:lineRule="auto"/>
-                    <w:rPr>
-                      <w:rFonts w:ascii="Times New Roman" w:eastAsia="Times New Roman" w:hAnsi="Times New Roman" w:cs="Times New Roman"/>
-                      <w:noProof/>
-                      <w:sz w:val="28"/>
-                      <w:szCs w:val="28"/>
-                    </w:rPr>
-                  </w:pPr>
-                </w:p>
-              </w:tc>
-              <w:tc>
-                <w:tcPr>
-                  <w:tcW w:w="3798" w:type="dxa"/>
-                </w:tcPr>
-                <w:p>
-                  <w:pPr>
-                    <w:suppressAutoHyphens/>
-                    <w:snapToGrid w:val="0"/>
-                    <w:spacing w:before="20" w:after="20" w:line="240" w:lineRule="auto"/>
-                    <w:rPr>
-                      <w:rFonts w:ascii="Times New Roman" w:eastAsia="Calibri" w:hAnsi="Times New Roman" w:cs="Times New Roman"/>
-                      <w:noProof/>
-                      <w:sz w:val="20"/>
-                      <w:szCs w:val="20"/>
-                    </w:rPr>
-                  </w:pPr>
-                  <w:r>
-                    <w:rPr>
-                      <w:rFonts w:ascii="Times New Roman" w:eastAsia="Times New Roman" w:hAnsi="Times New Roman" w:cs="Times New Roman"/>
-                      <w:noProof/>
-                      <w:sz w:val="28"/>
-                      <w:szCs w:val="28"/>
-                    </w:rPr>
-                    <mc:AlternateContent>
-                      <mc:Choice Requires="wps">
-                        <w:drawing>
-                          <wp:anchor distT="0" distB="0" distL="114300" distR="114300" simplePos="0" relativeHeight="251689984" behindDoc="0" locked="0" layoutInCell="1" allowOverlap="1" wp14:anchorId="5F57FE39" wp14:editId="4DC0C43F">
-                            <wp:simplePos x="0" y="0"/>
-                            <wp:positionH relativeFrom="column">
-                              <wp:posOffset>2234565</wp:posOffset>
-                            </wp:positionH>
-                            <wp:positionV relativeFrom="paragraph">
-                              <wp:posOffset>16510</wp:posOffset>
-                            </wp:positionV>
-                            <wp:extent cx="288925" cy="235585"/>
-                            <wp:effectExtent l="0" t="0" r="0" b="0"/>
-                            <wp:wrapNone/>
-                            <wp:docPr id="1028132588" name="Rectangle 33"/>
-                            <wp:cNvGraphicFramePr>
-                              <a:graphicFrameLocks xmlns:a="http://schemas.openxmlformats.org/drawingml/2006/main"/>
-                            </wp:cNvGraphicFramePr>
-                            <a:graphic xmlns:a="http://schemas.openxmlformats.org/drawingml/2006/main">
-                              <a:graphicData uri="http://schemas.microsoft.com/office/word/2010/wordprocessingShape">
-                                <wps:wsp>
-                                  <wps:cNvSpPr>
-                                    <a:spLocks noChangeArrowheads="1"/>
-                                  </wps:cNvSpPr>
-                                  <wps:spPr bwMode="auto">
-                                    <a:xfrm>
-                                      <a:off x="0" y="0"/>
-                                      <a:ext cx="288925" cy="235585"/>
-                                    </a:xfrm>
-                                    <a:prstGeom prst="rect">
-                                      <a:avLst/>
-                                    </a:prstGeom>
-                                    <a:solidFill>
-                                      <a:srgbClr val="FFFFFF"/>
-                                    </a:solidFill>
-                                    <a:ln w="9360" cap="sq">
-                                      <a:solidFill>
-                                        <a:srgbClr val="000000"/>
-                                      </a:solidFill>
-                                      <a:miter lim="800000"/>
-                                      <a:headEnd/>
-                                      <a:tailEnd/>
-                                    </a:ln>
-                                  </wps:spPr>
-                                  <wps:bodyPr rot="0" vert="horz" wrap="none" lIns="91440" tIns="45720" rIns="91440" bIns="45720" anchor="ctr" anchorCtr="0" upright="1">
-                                    <a:noAutofit/>
-                                  </wps:bodyPr>
-                                </wps:wsp>
-                              </a:graphicData>
-                            </a:graphic>
-                            <wp14:sizeRelH relativeFrom="page">
-                              <wp14:pctWidth>0</wp14:pctWidth>
-                            </wp14:sizeRelH>
-                            <wp14:sizeRelV relativeFrom="page">
-                              <wp14:pctHeight>0</wp14:pctHeight>
-                            </wp14:sizeRelV>
-                          </wp:anchor>
-                        </w:drawing>
-                      </mc:Choice>
-                      <mc:Fallback>
-                        <w:pict>
-                          <v:rect w14:anchorId="76824255" id="Rectangle 33" o:spid="_x0000_s1026" style="position:absolute;margin-left:175.95pt;margin-top:1.3pt;width:22.75pt;height:18.55pt;z-index:251689984;visibility:visible;mso-wrap-style:none;mso-width-percent:0;mso-height-percent:0;mso-wrap-distance-left:9pt;mso-wrap-distance-top:0;mso-wrap-distance-right:9pt;mso-wrap-distance-bottom:0;mso-position-horizontal:absolute;mso-position-horizontal-relative:text;mso-position-vertical:absolute;mso-position-vertical-relative:text;mso-width-percent:0;mso-height-percent:0;mso-width-relative:page;mso-height-relative:page;v-text-anchor:middle" o:gfxdata="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" strokeweight=".26mm">
-                            <v:stroke endcap="square"/>
-                          </v:rect>
-                        </w:pict>
-                      </mc:Fallback>
-                    </mc:AlternateContent>
-                  </w:r>
-                  <w:r>
-                    <w:rPr>
-                      <w:rFonts w:ascii="Times New Roman" w:eastAsia="Times New Roman" w:hAnsi="Times New Roman" w:cs="Times New Roman"/>
-                      <w:sz w:val="28"/>
-                      <w:szCs w:val="28"/>
-                      <w:lang w:eastAsia="zh-CN"/>
-                    </w:rPr>
-                    <w:t>Có báo cáo tài chính hợp nhất</w:t>
-                  </w:r>
-                </w:p>
-              </w:tc>
-            </w:tr>
-            <w:tr>
-              <w:trPr>
-                <w:trHeight w:val="563"/>
-              </w:trPr>
-              <w:tc>
-                <w:tcPr>
-                  <w:tcW w:w="2583" w:type="dxa"/>
-                  <w:shd w:val="clear" w:color="auto" w:fill="auto"/>
-                </w:tcPr>
-                <w:p>
-                  <w:pPr>
-                    <w:suppressAutoHyphens/>
-                    <w:spacing w:before="20" w:after="20" w:line="240" w:lineRule="auto"/>
-                    <w:jc w:val="both"/>
-                    <w:rPr>
-                      <w:rFonts w:ascii="Times New Roman" w:eastAsia="Times New Roman" w:hAnsi="Times New Roman" w:cs="Times New Roman"/>
-                      <w:sz w:val="28"/>
-                      <w:szCs w:val="28"/>
-                      <w:lang w:eastAsia="zh-CN"/>
-                    </w:rPr>
-                  </w:pPr>
-                  <w:r>
-                    <w:rPr>
-                      <w:rFonts w:ascii="Times New Roman" w:eastAsia="Times New Roman" w:hAnsi="Times New Roman" w:cs="Times New Roman"/>
-                      <w:sz w:val="28"/>
-                      <w:szCs w:val="28"/>
-                      <w:lang w:eastAsia="zh-CN"/>
-                    </w:rPr>
-                    <w:t>Hạch toán phụ thuộc</w:t>
-                  </w:r>
-                </w:p>
-              </w:tc>
-              <w:tc>
-                <w:tcPr>
-                  <w:tcW w:w="567" w:type="dxa"/>
-                  <w:shd w:val="clear" w:color="auto" w:fill="auto"/>
-                </w:tcPr>
-                <w:p>
-                  <w:pPr>
-                    <w:suppressAutoHyphens/>
-                    <w:snapToGrid w:val="0"/>
-                    <w:spacing w:before="20" w:after="20" w:line="240" w:lineRule="auto"/>
-                    <w:jc w:val="both"/>
-                    <w:rPr>
-                      <w:rFonts w:ascii="Times New Roman" w:eastAsia="Times New Roman" w:hAnsi="Times New Roman" w:cs="Times New Roman"/>
-                      <w:sz w:val="28"/>
-                      <w:szCs w:val="28"/>
-                    </w:rPr>
-                  </w:pPr>
-                  <w:r>
-                    <w:rPr>
-                      <w:rFonts w:ascii="Times New Roman" w:eastAsia="Calibri" w:hAnsi="Times New Roman" w:cs="Times New Roman"/>
-                      <w:noProof/>
-                      <w:sz w:val="20"/>
-                      <w:szCs w:val="20"/>
-                    </w:rPr>
-                    <mc:AlternateContent>
-                      <mc:Choice Requires="wps">
-                        <w:drawing>
-                          <wp:anchor distT="0" distB="0" distL="114300" distR="114300" simplePos="0" relativeHeight="251688960" behindDoc="0" locked="0" layoutInCell="1" allowOverlap="1" wp14:anchorId="7735822B" wp14:editId="5ACFB14B">
-                            <wp:simplePos x="0" y="0"/>
-                            <wp:positionH relativeFrom="margin">
-                              <wp:align>center</wp:align>
-                            </wp:positionH>
-                            <wp:positionV relativeFrom="paragraph">
-                              <wp:posOffset>36830</wp:posOffset>
-                            </wp:positionV>
-                            <wp:extent cx="288925" cy="235585"/>
-                            <wp:effectExtent l="12065" t="5080" r="13335" b="6985"/>
-                            <wp:wrapNone/>
-                            <wp:docPr id="427880615" name="Rectangle 33"/>
-                            <wp:cNvGraphicFramePr>
-                              <a:graphicFrameLocks xmlns:a="http://schemas.openxmlformats.org/drawingml/2006/main"/>
-                            </wp:cNvGraphicFramePr>
-                            <a:graphic xmlns:a="http://schemas.openxmlformats.org/drawingml/2006/main">
-                              <a:graphicData uri="http://schemas.microsoft.com/office/word/2010/wordprocessingShape">
-                                <wps:wsp>
-                                  <wps:cNvSpPr>
-                                    <a:spLocks noChangeArrowheads="1"/>
-                                  </wps:cNvSpPr>
-                                  <wps:spPr bwMode="auto">
-                                    <a:xfrm>
-                                      <a:off x="0" y="0"/>
-                                      <a:ext cx="288925" cy="235585"/>
-                                    </a:xfrm>
-                                    <a:prstGeom prst="rect">
-                                      <a:avLst/>
-                                    </a:prstGeom>
-                                    <a:solidFill>
-                                      <a:srgbClr val="FFFFFF"/>
-                                    </a:solidFill>
-                                    <a:ln w="9360" cap="sq">
-                                      <a:solidFill>
-                                        <a:srgbClr val="000000"/>
-                                      </a:solidFill>
-                                      <a:miter lim="800000"/>
-                                      <a:headEnd/>
-                                      <a:tailEnd/>
-                                    </a:ln>
-                                  </wps:spPr>
-                                  <wps:bodyPr rot="0" vert="horz" wrap="none" lIns="91440" tIns="45720" rIns="91440" bIns="45720" anchor="ctr" anchorCtr="0" upright="1">
-                                    <a:noAutofit/>
-                                  </wps:bodyPr>
-                                </wps:wsp>
-                              </a:graphicData>
-                            </a:graphic>
-                            <wp14:sizeRelH relativeFrom="page">
-                              <wp14:pctWidth>0</wp14:pctWidth>
-                            </wp14:sizeRelH>
-                            <wp14:sizeRelV relativeFrom="page">
-                              <wp14:pctHeight>0</wp14:pctHeight>
-                            </wp14:sizeRelV>
-                          </wp:anchor>
-                        </w:drawing>
-                      </mc:Choice>
-                      <mc:Fallback>
-                        <w:pict>
-                          <v:rect w14:anchorId="76C52C1C" id="Rectangle 33" o:spid="_x0000_s1026" style="position:absolute;margin-left:0;margin-top:2.9pt;width:22.75pt;height:18.55pt;z-index:251688960;visibility:visible;mso-wrap-style:none;mso-width-percent:0;mso-height-percent:0;mso-wrap-distance-left:9pt;mso-wrap-distance-top:0;mso-wrap-distance-right:9pt;mso-wrap-distance-bottom:0;mso-position-horizontal:center;mso-position-horizontal-relative:margin;mso-position-vertical:absolute;mso-position-vertical-relative:text;mso-width-percent:0;mso-height-percent:0;mso-width-relative:page;mso-height-relative:page;v-text-anchor:middle" o:gfxdata="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" strokeweight=".26mm">
-                            <v:stroke endcap="square"/>
-                            <w10:wrap anchorx="margin"/>
-                          </v:rect>
-                        </w:pict>
-                      </mc:Fallback>
-                    </mc:AlternateContent>
-                  </w:r>
-                </w:p>
-              </w:tc>
-              <w:tc>
-                <w:tcPr>
-                  <w:tcW w:w="393" w:type="dxa"/>
-                </w:tcPr>
-                <w:p>
-                  <w:pPr>
-                    <w:suppressAutoHyphens/>
-                    <w:snapToGrid w:val="0"/>
-                    <w:spacing w:before="20" w:after="20" w:line="240" w:lineRule="auto"/>
-                    <w:jc w:val="both"/>
-                    <w:rPr>
-                      <w:rFonts w:ascii="Times New Roman" w:eastAsia="Calibri" w:hAnsi="Times New Roman" w:cs="Times New Roman"/>
-                      <w:noProof/>
-                      <w:sz w:val="20"/>
-                      <w:szCs w:val="20"/>
-                    </w:rPr>
-                  </w:pPr>
-                </w:p>
-              </w:tc>
-              <w:tc>
-                <w:tcPr>
-                  <w:tcW w:w="3798" w:type="dxa"/>
-                </w:tcPr>
-                <w:p>
-                  <w:pPr>
-                    <w:suppressAutoHyphens/>
-                    <w:snapToGrid w:val="0"/>
-                    <w:spacing w:before="20" w:after="20" w:line="240" w:lineRule="auto"/>
-                    <w:jc w:val="both"/>
-                    <w:rPr>
-                      <w:rFonts w:ascii="Times New Roman" w:eastAsia="Calibri" w:hAnsi="Times New Roman" w:cs="Times New Roman"/>
-                      <w:noProof/>
-                      <w:sz w:val="20"/>
-                      <w:szCs w:val="20"/>
-                    </w:rPr>
-                  </w:pPr>
-                </w:p>
-              </w:tc>
-            </w:tr>
-          </w:tbl>
-          <w:p>
-            <w:pPr>
-              <w:spacing w:before="20" w:after="20" w:line="240" w:lineRule="auto"/>
-              <w:rPr>
-                <w:rFonts w:ascii="Times New Roman" w:eastAsia="Calibri" w:hAnsi="Times New Roman" w:cs="Times New Roman"/>
-                <w:sz w:val="28"/>
-                <w:szCs w:val="28"/>
-              </w:rPr>
-            </w:pPr>
-          </w:p>
-        </w:tc>
-      </w:tr>
-      <w:tr>
-        <w:tc>
-          <w:tcPr>
-            <w:tcW w:w="714" w:type="dxa"/>
-          </w:tcPr>
-          <w:p>
-            <w:pPr>
-              <w:spacing w:before="20" w:after="20" w:line="240" w:lineRule="auto"/>
-              <w:jc w:val="center"/>
-              <w:rPr>
-                <w:rFonts w:ascii="Times New Roman" w:eastAsia="Calibri" w:hAnsi="Times New Roman" w:cs="Times New Roman"/>
-                <w:sz w:val="28"/>
-                <w:szCs w:val="28"/>
-              </w:rPr>
-            </w:pPr>
-            <w:r>
-              <w:rPr>
-                <w:rFonts w:ascii="Times New Roman" w:eastAsia="Calibri" w:hAnsi="Times New Roman" w:cs="Times New Roman"/>
-                <w:sz w:val="28"/>
-                <w:szCs w:val="28"/>
-              </w:rPr>
-              <w:lastRenderedPageBreak/>
-              <w:t>6</w:t>
-            </w:r>
-          </w:p>
-        </w:tc>
-        <w:tc>
-          <w:tcPr>
-            <w:tcW w:w="8387" w:type="dxa"/>
-          </w:tcPr>
-          <w:p>
-            <w:pPr>
-              <w:spacing w:before="20" w:after="20" w:line="240" w:lineRule="auto"/>
-              <w:rPr>
-                <w:rFonts w:ascii="Times New Roman" w:eastAsia="Calibri" w:hAnsi="Times New Roman" w:cs="Times New Roman"/>
-                <w:sz w:val="28"/>
-                <w:szCs w:val="28"/>
-              </w:rPr>
-            </w:pPr>
-            <w:r>
-              <w:rPr>
-                <w:rFonts w:ascii="Times New Roman" w:eastAsia="Calibri" w:hAnsi="Times New Roman" w:cs="Times New Roman"/>
-                <w:sz w:val="28"/>
-                <w:szCs w:val="28"/>
-              </w:rPr>
-              <w:t>Năm tài chính:</w:t>
-            </w:r>
-          </w:p>
-          <w:p>
-            <w:pPr>
-              <w:spacing w:before="20" w:after="20" w:line="240" w:lineRule="auto"/>
-              <w:rPr>
-                <w:rFonts w:ascii="Times New Roman" w:eastAsia="Calibri" w:hAnsi="Times New Roman" w:cs="Times New Roman"/>
-                <w:sz w:val="28"/>
-                <w:szCs w:val="28"/>
-              </w:rPr>
-            </w:pPr>
-            <w:r>
-              <w:rPr>
-                <w:rFonts w:ascii="Times New Roman" w:eastAsia="Calibri" w:hAnsi="Times New Roman" w:cs="Times New Roman"/>
-                <w:sz w:val="28"/>
-                <w:szCs w:val="28"/>
-              </w:rPr>
-              <w:t xml:space="preserve">Áp dụng từ ngày </w:t>
-            </w:r>
-            <w:r>
-              <w:rPr>
-                <w:rFonts w:ascii="Times New Roman" w:eastAsia="Calibri" w:hAnsi="Times New Roman" w:cs="Times New Roman"/>
-                <w:sz w:val="28"/>
-                <w:szCs w:val="28"/>
-              </w:rPr>
-              <w:t>01</w:t>
-            </w:r>
-            <w:r>
-              <w:rPr>
-                <w:rFonts w:ascii="Times New Roman" w:eastAsia="Calibri" w:hAnsi="Times New Roman" w:cs="Times New Roman"/>
-                <w:sz w:val="28"/>
-                <w:szCs w:val="28"/>
-              </w:rPr>
-              <w:t>/</w:t>
-            </w:r>
-            <w:r>
-              <w:rPr>
-                <w:rFonts w:ascii="Times New Roman" w:eastAsia="Calibri" w:hAnsi="Times New Roman" w:cs="Times New Roman"/>
-                <w:sz w:val="28"/>
-                <w:szCs w:val="28"/>
-              </w:rPr>
-              <w:t>01</w:t>
-            </w:r>
-            <w:r>
-              <w:rPr>
-                <w:rFonts w:ascii="Times New Roman" w:eastAsia="Calibri" w:hAnsi="Times New Roman" w:cs="Times New Roman"/>
-                <w:sz w:val="28"/>
-                <w:szCs w:val="28"/>
-              </w:rPr>
-              <w:t xml:space="preserve"> đến ngày </w:t>
-            </w:r>
-            <w:r>
-              <w:rPr>
-                <w:rFonts w:ascii="Times New Roman" w:eastAsia="Calibri" w:hAnsi="Times New Roman" w:cs="Times New Roman"/>
-                <w:sz w:val="28"/>
-                <w:szCs w:val="28"/>
-              </w:rPr>
-              <w:t>31</w:t>
-            </w:r>
-            <w:r>
-              <w:rPr>
-                <w:rFonts w:ascii="Times New Roman" w:eastAsia="Calibri" w:hAnsi="Times New Roman" w:cs="Times New Roman"/>
-                <w:sz w:val="28"/>
-                <w:szCs w:val="28"/>
-              </w:rPr>
-              <w:t>/</w:t>
-            </w:r>
-            <w:r>
-              <w:rPr>
-                <w:rFonts w:ascii="Times New Roman" w:eastAsia="Calibri" w:hAnsi="Times New Roman" w:cs="Times New Roman"/>
-                <w:sz w:val="28"/>
-                <w:szCs w:val="28"/>
-              </w:rPr>
-              <w:t>12</w:t>
-            </w:r>
-            <w:r>
-              <w:rPr>
-                <w:rFonts w:ascii="Times New Roman" w:eastAsia="Calibri" w:hAnsi="Times New Roman" w:cs="Times New Roman"/>
-                <w:sz w:val="28"/>
-                <w:szCs w:val="28"/>
-              </w:rPr>
-              <w:t>.</w:t>
-            </w:r>
-            <w:r>
-              <w:rPr>
-                <w:rFonts w:ascii="Times New Roman" w:eastAsia="Calibri" w:hAnsi="Times New Roman" w:cs="Times New Roman"/>
-                <w:sz w:val="28"/>
-                <w:szCs w:val="28"/>
-                <w:vertAlign w:val="superscript"/>
-              </w:rPr>
-              <w:footnoteReference w:customMarkFollows="1" w:id="5"/>
-              <w:t>3</w:t>
-            </w:r>
-          </w:p>
-          <w:p>
-            <w:pPr>
-              <w:spacing w:before="20" w:after="20" w:line="240" w:lineRule="auto"/>
-              <w:rPr>
-                <w:rFonts w:ascii="Times New Roman" w:eastAsia="Calibri" w:hAnsi="Times New Roman" w:cs="Times New Roman"/>
-                <w:i/>
-                <w:sz w:val="28"/>
-                <w:szCs w:val="28"/>
-              </w:rPr>
-            </w:pPr>
-            <w:r>
-              <w:rPr>
-                <w:rFonts w:ascii="Times New Roman" w:eastAsia="Calibri" w:hAnsi="Times New Roman" w:cs="Times New Roman"/>
-                <w:sz w:val="28"/>
-                <w:szCs w:val="28"/>
-              </w:rPr>
-              <w:t>(</w:t>
-            </w:r>
-            <w:r>
-              <w:rPr>
-                <w:rFonts w:ascii="Times New Roman" w:eastAsia="Calibri" w:hAnsi="Times New Roman" w:cs="Times New Roman"/>
-                <w:i/>
-                <w:sz w:val="28"/>
-                <w:szCs w:val="28"/>
-              </w:rPr>
-              <w:t>Ghi ngày, tháng bắt đầu và kết thúc niên độ kế toán</w:t>
-            </w:r>
-            <w:r>
-              <w:rPr>
-                <w:rFonts w:ascii="Times New Roman" w:eastAsia="Calibri" w:hAnsi="Times New Roman" w:cs="Times New Roman"/>
-                <w:sz w:val="28"/>
-                <w:szCs w:val="28"/>
-              </w:rPr>
-              <w:t>)</w:t>
-            </w:r>
-          </w:p>
-        </w:tc>
-      </w:tr>
-      <w:tr>
-        <w:tc>
-          <w:tcPr>
-            <w:tcW w:w="714" w:type="dxa"/>
-          </w:tcPr>
-          <w:p>
-            <w:pPr>
-              <w:spacing w:before="20" w:after="20" w:line="240" w:lineRule="auto"/>
-              <w:jc w:val="center"/>
-              <w:rPr>
-                <w:rFonts w:ascii="Times New Roman" w:eastAsia="Calibri" w:hAnsi="Times New Roman" w:cs="Times New Roman"/>
-                <w:sz w:val="28"/>
-                <w:szCs w:val="28"/>
-              </w:rPr>
-            </w:pPr>
-            <w:r>
-              <w:rPr>
-                <w:rFonts w:ascii="Times New Roman" w:eastAsia="Calibri" w:hAnsi="Times New Roman" w:cs="Times New Roman"/>
-                <w:sz w:val="28"/>
-                <w:szCs w:val="28"/>
-              </w:rPr>
-              <w:t>7</w:t>
-            </w:r>
-          </w:p>
-        </w:tc>
-        <w:tc>
-          <w:tcPr>
-            <w:tcW w:w="8387" w:type="dxa"/>
-          </w:tcPr>
-          <w:p>
-            <w:pPr>
-              <w:spacing w:before="20" w:after="20" w:line="240" w:lineRule="auto"/>
-              <w:rPr>
-                <w:rFonts w:ascii="Times New Roman" w:eastAsia="Calibri" w:hAnsi="Times New Roman" w:cs="Times New Roman"/>
-                <w:sz w:val="28"/>
-                <w:szCs w:val="28"/>
-              </w:rPr>
-            </w:pPr>
-            <w:r>
-              <w:rPr>
-                <w:rFonts w:ascii="Times New Roman" w:eastAsia="Calibri" w:hAnsi="Times New Roman" w:cs="Times New Roman"/>
-                <w:sz w:val="28"/>
-                <w:szCs w:val="28"/>
-              </w:rPr>
-              <w:t xml:space="preserve">Tổng số lao động: </w:t>
-            </w:r>
-            <w:r>
-              <w:rPr>
-                <w:rFonts w:ascii="Times New Roman" w:eastAsia="Calibri" w:hAnsi="Times New Roman" w:cs="Times New Roman"/>
-                <w:sz w:val="28"/>
-                <w:szCs w:val="28"/>
-              </w:rPr>
-              <w:t>4</w:t>
-            </w:r>
-          </w:p>
-        </w:tc>
-      </w:tr>
-      <w:tr>
-        <w:tc>
-          <w:tcPr>
-            <w:tcW w:w="714" w:type="dxa"/>
-          </w:tcPr>
-          <w:p>
-            <w:pPr>
-              <w:spacing w:before="20" w:after="20" w:line="240" w:lineRule="auto"/>
-              <w:jc w:val="center"/>
-              <w:rPr>
-                <w:rFonts w:ascii="Times New Roman" w:eastAsia="Calibri" w:hAnsi="Times New Roman" w:cs="Times New Roman"/>
-                <w:sz w:val="28"/>
-                <w:szCs w:val="28"/>
-              </w:rPr>
-            </w:pPr>
-            <w:r>
-              <w:rPr>
-                <w:rFonts w:ascii="Times New Roman" w:eastAsia="Calibri" w:hAnsi="Times New Roman" w:cs="Times New Roman"/>
-                <w:sz w:val="28"/>
-                <w:szCs w:val="28"/>
-              </w:rPr>
-              <w:t>8</w:t>
-            </w:r>
-          </w:p>
-        </w:tc>
-        <w:tc>
-          <w:tcPr>
-            <w:tcW w:w="8387" w:type="dxa"/>
-          </w:tcPr>
-          <w:p>
-            <w:pPr>
-              <w:spacing w:before="20" w:after="20" w:line="240" w:lineRule="auto"/>
-              <w:rPr>
-                <w:rFonts w:ascii="Times New Roman" w:eastAsia="Calibri" w:hAnsi="Times New Roman" w:cs="Times New Roman"/>
-                <w:sz w:val="28"/>
-                <w:szCs w:val="28"/>
-              </w:rPr>
-            </w:pPr>
-            <w:r>
-              <w:rPr>
-                <w:rFonts w:ascii="Times New Roman" w:eastAsia="Calibri" w:hAnsi="Times New Roman" w:cs="Times New Roman"/>
-                <w:sz w:val="28"/>
-                <w:szCs w:val="28"/>
-              </w:rPr>
-              <w:t>Có hoạt động theo dự án BOT/BTO/BT</w:t>
-            </w:r>
-            <w:r>
-              <w:rPr>
-                <w:rFonts w:ascii="Times New Roman" w:eastAsia="Times New Roman" w:hAnsi="Times New Roman" w:cs="Times New Roman"/>
-                <w:sz w:val="28"/>
-                <w:szCs w:val="28"/>
-                <w:lang w:eastAsia="zh-CN"/>
-              </w:rPr>
-              <w:t>/</w:t>
-            </w:r>
-            <w:r>
-              <w:rPr>
-                <w:rFonts w:ascii="Times New Roman" w:eastAsia="Calibri" w:hAnsi="Times New Roman" w:cs="Times New Roman"/>
-                <w:sz w:val="28"/>
-                <w:szCs w:val="28"/>
-                <w:lang w:val="nl-NL"/>
-              </w:rPr>
-              <w:t>BOO, BLT, BTL, O&amp;M</w:t>
-            </w:r>
-            <w:r>
-              <w:rPr>
-                <w:rFonts w:ascii="Times New Roman" w:eastAsia="Calibri" w:hAnsi="Times New Roman" w:cs="Times New Roman"/>
-                <w:sz w:val="28"/>
-                <w:szCs w:val="28"/>
-              </w:rPr>
-              <w:t xml:space="preserve"> không?</w:t>
-            </w:r>
-          </w:p>
-          <w:tbl>
-            <w:tblPr>
-              <w:tblW w:w="0" w:type="auto"/>
-              <w:tblLook w:val="04A0" w:firstRow="1" w:lastRow="0" w:firstColumn="1" w:lastColumn="0" w:noHBand="0" w:noVBand="1"/>
-            </w:tblPr>
-            <w:tblGrid>
-              <w:gridCol w:w="4074"/>
-              <w:gridCol w:w="4097"/>
-            </w:tblGrid>
-            <w:tr>
-              <w:trPr>
-                <w:trHeight w:val="608"/>
-              </w:trPr>
-              <w:tc>
-                <w:tcPr>
-                  <w:tcW w:w="4226" w:type="dxa"/>
-                  <w:shd w:val="clear" w:color="auto" w:fill="auto"/>
-                </w:tcPr>
-                <w:p>
-                  <w:pPr>
-                    <w:suppressAutoHyphens/>
-                    <w:spacing w:before="20" w:after="20" w:line="240" w:lineRule="auto"/>
-                    <w:ind w:firstLine="692"/>
-                    <w:jc w:val="both"/>
-                    <w:rPr>
-                      <w:rFonts w:ascii="Times New Roman" w:eastAsia="Times New Roman" w:hAnsi="Times New Roman" w:cs="Times New Roman"/>
-                      <w:sz w:val="28"/>
-                      <w:szCs w:val="28"/>
-                      <w:lang w:eastAsia="zh-CN"/>
-                    </w:rPr>
-                  </w:pPr>
-                  <w:r>
-                    <w:rPr>
-                      <w:rFonts w:ascii="Times New Roman" w:eastAsia="Calibri" w:hAnsi="Times New Roman" w:cs="Times New Roman"/>
-                      <w:noProof/>
-                      <w:sz w:val="20"/>
-                      <w:szCs w:val="20"/>
-                    </w:rPr>
-                    <mc:AlternateContent>
-                      <mc:Choice Requires="wps">
-                        <w:drawing>
-                          <wp:anchor distT="0" distB="0" distL="114300" distR="114300" simplePos="0" relativeHeight="251685888" behindDoc="0" locked="0" layoutInCell="1" allowOverlap="1" wp14:anchorId="6CD165E2" wp14:editId="383E6E90">
-                            <wp:simplePos x="0" y="0"/>
-                            <wp:positionH relativeFrom="column">
-                              <wp:posOffset>730885</wp:posOffset>
-                            </wp:positionH>
-                            <wp:positionV relativeFrom="paragraph">
-                              <wp:posOffset>45085</wp:posOffset>
-                            </wp:positionV>
-                            <wp:extent cx="259715" cy="234950"/>
-                            <wp:effectExtent l="0" t="0" r="6985" b="0"/>
-                            <wp:wrapNone/>
-                            <wp:docPr id="802" name="Rectangle 947"/>
-                            <wp:cNvGraphicFramePr>
-                              <a:graphicFrameLocks xmlns:a="http://schemas.openxmlformats.org/drawingml/2006/main"/>
-                            </wp:cNvGraphicFramePr>
-                            <a:graphic xmlns:a="http://schemas.openxmlformats.org/drawingml/2006/main">
-                              <a:graphicData uri="http://schemas.microsoft.com/office/word/2010/wordprocessingShape">
-                                <wps:wsp>
-                                  <wps:cNvSpPr>
-                                    <a:spLocks noChangeArrowheads="1"/>
-                                  </wps:cNvSpPr>
-                                  <wps:spPr bwMode="auto">
-                                    <a:xfrm>
-                                      <a:off x="0" y="0"/>
-                                      <a:ext cx="259715" cy="234950"/>
-                                    </a:xfrm>
-                                    <a:prstGeom prst="rect">
-                                      <a:avLst/>
-                                    </a:prstGeom>
-                                    <a:solidFill>
-                                      <a:srgbClr val="FFFFFF"/>
-                                    </a:solidFill>
-                                    <a:ln w="9360" cap="sq">
-                                      <a:solidFill>
-                                        <a:srgbClr val="000000"/>
-                                      </a:solidFill>
-                                      <a:miter lim="800000"/>
-                                      <a:headEnd/>
-                                      <a:tailEnd/>
-                                    </a:ln>
-                                  </wps:spPr>
-                                  <wps:bodyPr rot="0" vert="horz" wrap="none" lIns="91440" tIns="45720" rIns="91440" bIns="45720" anchor="ctr" anchorCtr="0" upright="1">
-                                    <a:noAutofit/>
-                                  </wps:bodyPr>
-                                </wps:wsp>
-                              </a:graphicData>
-                            </a:graphic>
-                            <wp14:sizeRelH relativeFrom="page">
-                              <wp14:pctWidth>0</wp14:pctWidth>
-                            </wp14:sizeRelH>
-                            <wp14:sizeRelV relativeFrom="page">
-                              <wp14:pctHeight>0</wp14:pctHeight>
-                            </wp14:sizeRelV>
-                          </wp:anchor>
-                        </w:drawing>
-                      </mc:Choice>
-                      <mc:Fallback>
-                        <w:pict>
-                          <v:rect w14:anchorId="402438A4" id="Rectangle 947" o:spid="_x0000_s1026" style="position:absolute;margin-left:57.55pt;margin-top:3.55pt;width:20.45pt;height:18.5pt;z-index:251685888;visibility:visible;mso-wrap-style:none;mso-width-percent:0;mso-height-percent:0;mso-wrap-distance-left:9pt;mso-wrap-distance-top:0;mso-wrap-distance-right:9pt;mso-wrap-distance-bottom:0;mso-position-horizontal:absolute;mso-position-horizontal-relative:text;mso-position-vertical:absolute;mso-position-vertical-relative:text;mso-width-percent:0;mso-height-percent:0;mso-width-relative:page;mso-height-relative:page;v-text-anchor:middle" o:gfxdata="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" strokeweight=".26mm">
-                            <v:stroke endcap="square"/>
-                          </v:rect>
-                        </w:pict>
-                      </mc:Fallback>
-                    </mc:AlternateContent>
-                  </w:r>
-                  <w:r>
-                    <w:rPr>
-                      <w:rFonts w:ascii="Times New Roman" w:eastAsia="Times New Roman" w:hAnsi="Times New Roman" w:cs="Times New Roman"/>
-                      <w:sz w:val="28"/>
-                      <w:szCs w:val="28"/>
-                      <w:lang w:eastAsia="zh-CN"/>
-                    </w:rPr>
-                    <w:t>Có</w:t>
-                  </w:r>
-                </w:p>
-              </w:tc>
-              <w:tc>
-                <w:tcPr>
-                  <w:tcW w:w="4227" w:type="dxa"/>
-                  <w:shd w:val="clear" w:color="auto" w:fill="auto"/>
-                </w:tcPr>
-                <w:p>
-                  <w:pPr>
-                    <w:suppressAutoHyphens/>
-                    <w:spacing w:before="20" w:after="20" w:line="240" w:lineRule="auto"/>
-                    <w:ind w:firstLine="692"/>
-                    <w:jc w:val="both"/>
-                    <w:rPr>
-                      <w:rFonts w:ascii="Times New Roman" w:eastAsia="Times New Roman" w:hAnsi="Times New Roman" w:cs="Times New Roman"/>
-                      <w:sz w:val="28"/>
-                      <w:szCs w:val="28"/>
-                      <w:lang w:eastAsia="zh-CN"/>
-                    </w:rPr>
-                  </w:pPr>
-                  <w:r>
-                    <w:rPr>
-                      <w:rFonts w:ascii="Times New Roman" w:eastAsia="Calibri" w:hAnsi="Times New Roman" w:cs="Times New Roman"/>
-                      <w:noProof/>
-                      <w:sz w:val="20"/>
-                      <w:szCs w:val="20"/>
-                    </w:rPr>
-                    <mc:AlternateContent>
-                      <mc:Choice Requires="wps">
-                        <w:drawing>
-                          <wp:anchor distT="0" distB="0" distL="114300" distR="114300" simplePos="0" relativeHeight="251686912" behindDoc="0" locked="0" layoutInCell="1" allowOverlap="1" wp14:anchorId="4E244DAC" wp14:editId="61C4A4A3">
-                            <wp:simplePos x="0" y="0"/>
-                            <wp:positionH relativeFrom="column">
-                              <wp:posOffset>1040130</wp:posOffset>
-                            </wp:positionH>
-                            <wp:positionV relativeFrom="paragraph">
-                              <wp:posOffset>45085</wp:posOffset>
-                            </wp:positionV>
-                            <wp:extent cx="259715" cy="234950"/>
-                            <wp:effectExtent l="0" t="0" r="26035" b="12700"/>
-                            <wp:wrapNone/>
-                            <wp:docPr id="801" name="Rectangle 948"/>
-                            <wp:cNvGraphicFramePr>
-                              <a:graphicFrameLocks xmlns:a="http://schemas.openxmlformats.org/drawingml/2006/main"/>
-                            </wp:cNvGraphicFramePr>
-                            <a:graphic xmlns:a="http://schemas.openxmlformats.org/drawingml/2006/main">
-                              <a:graphicData uri="http://schemas.microsoft.com/office/word/2010/wordprocessingShape">
-                                <wps:wsp>
-                                  <wps:cNvSpPr>
-                                    <a:spLocks noChangeArrowheads="1"/>
-                                  </wps:cNvSpPr>
-                                  <wps:spPr bwMode="auto">
-                                    <a:xfrm>
-                                      <a:off x="0" y="0"/>
-                                      <a:ext cx="259715" cy="234950"/>
-                                    </a:xfrm>
-                                    <a:prstGeom prst="rect">
-                                      <a:avLst/>
-                                    </a:prstGeom>
-                                    <a:solidFill>
-                                      <a:srgbClr val="FFFFFF"/>
-                                    </a:solidFill>
-                                    <a:ln w="9360" cap="sq">
-                                      <a:solidFill>
-                                        <a:srgbClr val="000000"/>
-                                      </a:solidFill>
-                                      <a:miter lim="800000"/>
-                                      <a:headEnd/>
-                                      <a:tailEnd/>
-                                    </a:ln>
-                                  </wps:spPr>
-                                  <wps:txbx>
-                                    <w:txbxContent>
-                                      <w:p>
-                                        <w:pPr>
-                                          <w:jc w:val="center"/>
-                                        </w:pPr>
-                                        <w:r>
-                                          <w:t>x</w:t>
-                                        </w:r>
-                                      </w:p>
-                                    </w:txbxContent>
-                                  </wps:txbx>
-                                  <wps:bodyPr rot="0" vert="horz" wrap="none" lIns="91440" tIns="45720" rIns="91440" bIns="45720" anchor="ctr" anchorCtr="0" upright="1">
-                                    <a:noAutofit/>
-                                  </wps:bodyPr>
-                                </wps:wsp>
-                              </a:graphicData>
-                            </a:graphic>
-                            <wp14:sizeRelH relativeFrom="page">
-                              <wp14:pctWidth>0</wp14:pctWidth>
-                            </wp14:sizeRelH>
-                            <wp14:sizeRelV relativeFrom="page">
-                              <wp14:pctHeight>0</wp14:pctHeight>
-                            </wp14:sizeRelV>
-                          </wp:anchor>
-                        </w:drawing>
-                      </mc:Choice>
-                      <mc:Fallback>
-                        <w:pict>
-                          <v:rect w14:anchorId="4E244DAC" id="Rectangle 948" o:spid="_x0000_s1030" style="position:absolute;left:0;text-align:left;margin-left:81.9pt;margin-top:3.55pt;width:20.45pt;height:18.5pt;z-index:251686912;visibility:visible;mso-wrap-style:none;mso-width-percent:0;mso-height-percent:0;mso-wrap-distance-left:9pt;mso-wrap-distance-top:0;mso-wrap-distance-right:9pt;mso-wrap-distance-bottom:0;mso-position-horizontal:absolute;mso-position-horizontal-relative:text;mso-position-vertical:absolute;mso-position-vertical-relative:text;mso-width-percent:0;mso-height-percent:0;mso-width-relative:page;mso-height-relative:page;v-text-anchor:middle" o:gfxdata="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" strokeweight=".26mm">
-                            <v:stroke endcap="square"/>
-                            <v:textbox>
-                              <w:txbxContent>
-                                <w:p>
-                                  <w:pPr>
-                                    <w:jc w:val="center"/>
-                                  </w:pPr>
-                                  <w:r>
-                                    <w:t>x</w:t>
-                                  </w:r>
-                                </w:p>
-                              </w:txbxContent>
-                            </v:textbox>
-                          </v:rect>
-                        </w:pict>
-                      </mc:Fallback>
-                    </mc:AlternateContent>
-                  </w:r>
-                  <w:r>
-                    <w:rPr>
-                      <w:rFonts w:ascii="Times New Roman" w:eastAsia="Times New Roman" w:hAnsi="Times New Roman" w:cs="Times New Roman"/>
-                      <w:sz w:val="28"/>
-                      <w:szCs w:val="28"/>
-                      <w:lang w:eastAsia="zh-CN"/>
-                    </w:rPr>
-                    <w:t>Không</w:t>
-                  </w:r>
-                </w:p>
-              </w:tc>
-            </w:tr>
-          </w:tbl>
-          <w:p>
-            <w:pPr>
-              <w:spacing w:before="20" w:after="20" w:line="240" w:lineRule="auto"/>
-              <w:rPr>
-                <w:rFonts w:ascii="Times New Roman" w:eastAsia="Calibri" w:hAnsi="Times New Roman" w:cs="Times New Roman"/>
-                <w:b/>
-                <w:sz w:val="28"/>
-                <w:szCs w:val="28"/>
-              </w:rPr>
-            </w:pPr>
-          </w:p>
-        </w:tc>
-      </w:tr>
-      <w:tr>
-        <w:tc>
-          <w:tcPr>
-            <w:tcW w:w="714" w:type="dxa"/>
-          </w:tcPr>
-          <w:p>
-            <w:pPr>
-              <w:spacing w:before="20" w:after="20" w:line="240" w:lineRule="auto"/>
-              <w:jc w:val="center"/>
-              <w:rPr>
-                <w:rFonts w:ascii="Times New Roman" w:eastAsia="Calibri" w:hAnsi="Times New Roman" w:cs="Times New Roman"/>
-                <w:sz w:val="28"/>
-                <w:szCs w:val="28"/>
-              </w:rPr>
-            </w:pPr>
-            <w:r>
-              <w:rPr>
-                <w:rFonts w:ascii="Times New Roman" w:eastAsia="Calibri" w:hAnsi="Times New Roman" w:cs="Times New Roman"/>
-                <w:sz w:val="28"/>
-                <w:szCs w:val="28"/>
-              </w:rPr>
-              <w:t>9</w:t>
-            </w:r>
-          </w:p>
-        </w:tc>
-        <w:tc>
-          <w:tcPr>
-            <w:tcW w:w="8387" w:type="dxa"/>
-          </w:tcPr>
-          <w:tbl>
-            <w:tblPr>
-              <w:tblW w:w="7570" w:type="dxa"/>
-              <w:tblLook w:val="0000" w:firstRow="0" w:lastRow="0" w:firstColumn="0" w:lastColumn="0" w:noHBand="0" w:noVBand="0"/>
-            </w:tblPr>
-            <w:tblGrid>
-              <w:gridCol w:w="6651"/>
-              <w:gridCol w:w="919"/>
-            </w:tblGrid>
-            <w:tr>
-              <w:tc>
-                <w:tcPr>
-                  <w:tcW w:w="7570" w:type="dxa"/>
-                  <w:gridSpan w:val="2"/>
-                  <w:shd w:val="clear" w:color="auto" w:fill="auto"/>
-                </w:tcPr>
-                <w:p>
-                  <w:pPr>
-                    <w:suppressAutoHyphens/>
-                    <w:spacing w:before="120" w:after="0" w:line="240" w:lineRule="auto"/>
-                    <w:jc w:val="both"/>
-                    <w:rPr>
-                      <w:rFonts w:ascii="Times New Roman" w:eastAsia="Times New Roman" w:hAnsi="Times New Roman" w:cs="Times New Roman"/>
-                      <w:sz w:val="28"/>
-                      <w:szCs w:val="28"/>
-                      <w:lang w:eastAsia="zh-CN"/>
-                    </w:rPr>
-                  </w:pPr>
-                  <w:r>
-                    <w:rPr>
-                      <w:rFonts w:ascii="Times New Roman" w:eastAsia="Times New Roman" w:hAnsi="Times New Roman" w:cs="Times New Roman"/>
-                      <w:sz w:val="28"/>
-                      <w:szCs w:val="28"/>
-                      <w:lang w:eastAsia="zh-CN"/>
-                    </w:rPr>
-                    <w:t>Phương pháp tính thuế GTGT (</w:t>
-                  </w:r>
-                  <w:r>
-                    <w:rPr>
-                      <w:rFonts w:ascii="Times New Roman" w:eastAsia="Times New Roman" w:hAnsi="Times New Roman" w:cs="Times New Roman"/>
-                      <w:i/>
-                      <w:sz w:val="28"/>
-                      <w:szCs w:val="28"/>
-                      <w:lang w:eastAsia="zh-CN"/>
-                    </w:rPr>
-                    <w:t>chọn 1 trong 4 phương pháp</w:t>
-                  </w:r>
-                  <w:r>
-                    <w:rPr>
-                      <w:rFonts w:ascii="Times New Roman" w:eastAsia="Times New Roman" w:hAnsi="Times New Roman" w:cs="Times New Roman"/>
-                      <w:sz w:val="28"/>
-                      <w:szCs w:val="28"/>
-                      <w:lang w:eastAsia="zh-CN"/>
-                    </w:rPr>
-                    <w:t>)</w:t>
-                  </w:r>
-                  <w:r>
-                    <w:rPr>
-                      <w:rFonts w:ascii="Times New Roman" w:eastAsia="Times New Roman" w:hAnsi="Times New Roman" w:cs="Times New Roman"/>
-                      <w:sz w:val="28"/>
-                      <w:szCs w:val="28"/>
-                      <w:vertAlign w:val="superscript"/>
-                      <w:lang w:eastAsia="zh-CN"/>
-                    </w:rPr>
-                    <w:footnoteReference w:customMarkFollows="1" w:id="6"/>
-                    <w:t>4</w:t>
-                  </w:r>
-                  <w:r>
-                    <w:rPr>
-                      <w:rFonts w:ascii="Times New Roman" w:eastAsia="Calibri" w:hAnsi="Times New Roman" w:cs="Times New Roman"/>
-                      <w:sz w:val="20"/>
-                      <w:szCs w:val="20"/>
-                    </w:rPr>
-                    <w:t>:</w:t>
-                  </w:r>
-                </w:p>
-              </w:tc>
-            </w:tr>
-            <w:tr>
-              <w:tc>
-                <w:tcPr>
-                  <w:tcW w:w="6651" w:type="dxa"/>
-                  <w:shd w:val="clear" w:color="auto" w:fill="auto"/>
-                </w:tcPr>
-                <w:p>
-                  <w:pPr>
-                    <w:suppressAutoHyphens/>
-                    <w:spacing w:before="120" w:after="0" w:line="240" w:lineRule="auto"/>
-                    <w:jc w:val="both"/>
-                    <w:rPr>
-                      <w:rFonts w:ascii="Times New Roman" w:eastAsia="Times New Roman" w:hAnsi="Times New Roman" w:cs="Times New Roman"/>
-                      <w:sz w:val="28"/>
-                      <w:szCs w:val="28"/>
-                      <w:lang w:eastAsia="zh-CN"/>
-                    </w:rPr>
-                  </w:pPr>
-                  <w:r>
-                    <w:rPr>
-                      <w:rFonts w:ascii="Times New Roman" w:eastAsia="Calibri" w:hAnsi="Times New Roman" w:cs="Times New Roman"/>
-                      <w:sz w:val="28"/>
-                      <w:szCs w:val="28"/>
-                    </w:rPr>
-                    <w:t>Khấu trừ</w:t>
-                  </w:r>
-                </w:p>
-              </w:tc>
-              <w:tc>
-                <w:tcPr>
-                  <w:tcW w:w="919" w:type="dxa"/>
-                  <w:shd w:val="clear" w:color="auto" w:fill="auto"/>
-                </w:tcPr>
-                <w:p>
-                  <w:pPr>
-                    <w:suppressAutoHyphens/>
-                    <w:spacing w:before="120" w:after="0" w:line="240" w:lineRule="auto"/>
-                    <w:jc w:val="both"/>
-                    <w:rPr>
-                      <w:rFonts w:ascii="Times New Roman" w:eastAsia="Times New Roman" w:hAnsi="Times New Roman" w:cs="Times New Roman"/>
-                      <w:sz w:val="28"/>
-                      <w:szCs w:val="28"/>
-                      <w:lang w:eastAsia="zh-CN"/>
-                    </w:rPr>
-                  </w:pPr>
-                  <w:r>
-                    <w:rPr>
-                      <w:rFonts w:ascii="Times New Roman" w:eastAsia="Calibri" w:hAnsi="Times New Roman" w:cs="Times New Roman"/>
-                      <w:noProof/>
-                      <w:sz w:val="20"/>
-                      <w:szCs w:val="20"/>
-                    </w:rPr>
-                    <mc:AlternateContent>
-                      <mc:Choice Requires="wps">
-                        <w:drawing>
-                          <wp:anchor distT="0" distB="0" distL="114300" distR="114300" simplePos="0" relativeHeight="251691008" behindDoc="0" locked="0" layoutInCell="1" allowOverlap="1" wp14:anchorId="4FECE34C" wp14:editId="4DD8AB88">
-                            <wp:simplePos x="0" y="0"/>
-                            <wp:positionH relativeFrom="column">
-                              <wp:posOffset>129953</wp:posOffset>
-                            </wp:positionH>
-                            <wp:positionV relativeFrom="paragraph">
-                              <wp:posOffset>-6350</wp:posOffset>
-                            </wp:positionV>
-                            <wp:extent cx="259715" cy="234950"/>
-                            <wp:effectExtent l="0" t="0" r="26035" b="12700"/>
-                            <wp:wrapNone/>
-                            <wp:docPr id="808645160" name="Rectangle 93"/>
-                            <wp:cNvGraphicFramePr>
-                              <a:graphicFrameLocks xmlns:a="http://schemas.openxmlformats.org/drawingml/2006/main"/>
-                            </wp:cNvGraphicFramePr>
-                            <a:graphic xmlns:a="http://schemas.openxmlformats.org/drawingml/2006/main">
-                              <a:graphicData uri="http://schemas.microsoft.com/office/word/2010/wordprocessingShape">
-                                <wps:wsp>
-                                  <wps:cNvSpPr>
-                                    <a:spLocks noChangeArrowheads="1"/>
-                                  </wps:cNvSpPr>
-                                  <wps:spPr bwMode="auto">
-                                    <a:xfrm>
-                                      <a:off x="0" y="0"/>
-                                      <a:ext cx="259715" cy="234950"/>
-                                    </a:xfrm>
-                                    <a:prstGeom prst="rect">
-                                      <a:avLst/>
-                                    </a:prstGeom>
-                                    <a:solidFill>
-                                      <a:srgbClr val="FFFFFF"/>
-                                    </a:solidFill>
-                                    <a:ln w="9360" cap="sq">
-                                      <a:solidFill>
-                                        <a:srgbClr val="000000"/>
-                                      </a:solidFill>
-                                      <a:miter lim="800000"/>
-                                      <a:headEnd/>
-                                      <a:tailEnd/>
-                                    </a:ln>
-                                  </wps:spPr>
-                                  <wps:txbx>
-                                    <w:txbxContent>
-                                      <w:p>
-                                        <w:pPr>
-                                          <w:jc w:val="center"/>
-                                        </w:pPr>
-                                        <w:r>
-                                          <w:t>x</w:t>
-                                        </w:r>
-                                      </w:p>
-                                    </w:txbxContent>
-                                  </wps:txbx>
-                                  <wps:bodyPr rot="0" vert="horz" wrap="none" lIns="91440" tIns="45720" rIns="91440" bIns="45720" anchor="ctr" anchorCtr="0" upright="1">
-                                    <a:noAutofit/>
-                                  </wps:bodyPr>
-                                </wps:wsp>
-                              </a:graphicData>
-                            </a:graphic>
-                            <wp14:sizeRelH relativeFrom="page">
-                              <wp14:pctWidth>0</wp14:pctWidth>
-                            </wp14:sizeRelH>
-                            <wp14:sizeRelV relativeFrom="page">
-                              <wp14:pctHeight>0</wp14:pctHeight>
-                            </wp14:sizeRelV>
-                          </wp:anchor>
-                        </w:drawing>
-                      </mc:Choice>
-                      <mc:Fallback>
-                        <w:pict>
-                          <v:rect w14:anchorId="4FECE34C" id="Rectangle 93" o:spid="_x0000_s1031" style="position:absolute;left:0;text-align:left;margin-left:10.25pt;margin-top:-.5pt;width:20.45pt;height:18.5pt;z-index:251691008;visibility:visible;mso-wrap-style:none;mso-width-percent:0;mso-height-percent:0;mso-wrap-distance-left:9pt;mso-wrap-distance-top:0;mso-wrap-distance-right:9pt;mso-wrap-distance-bottom:0;mso-position-horizontal:absolute;mso-position-horizontal-relative:text;mso-position-vertical:absolute;mso-position-vertical-relative:text;mso-width-percent:0;mso-height-percent:0;mso-width-relative:page;mso-height-relative:page;v-text-anchor:middle" o:gfxdata="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" strokeweight=".26mm">
-                            <v:stroke endcap="square"/>
-                            <v:textbox>
-                              <w:txbxContent>
-                                <w:p>
-                                  <w:pPr>
-                                    <w:jc w:val="center"/>
-                                  </w:pPr>
-                                  <w:r>
-                                    <w:t>x</w:t>
-                                  </w:r>
-                                </w:p>
-                              </w:txbxContent>
-                            </v:textbox>
-                          </v:rect>
-                        </w:pict>
-                      </mc:Fallback>
-                    </mc:AlternateContent>
-                  </w:r>
-                </w:p>
-              </w:tc>
-            </w:tr>
-            <w:tr>
-              <w:tc>
-                <w:tcPr>
-                  <w:tcW w:w="6651" w:type="dxa"/>
-                  <w:shd w:val="clear" w:color="auto" w:fill="auto"/>
-                </w:tcPr>
-                <w:p>
-                  <w:pPr>
-                    <w:suppressAutoHyphens/>
-                    <w:spacing w:before="120" w:after="0" w:line="240" w:lineRule="auto"/>
-                    <w:jc w:val="both"/>
-                    <w:rPr>
-                      <w:rFonts w:ascii="Times New Roman" w:eastAsia="Times New Roman" w:hAnsi="Times New Roman" w:cs="Times New Roman"/>
-                      <w:sz w:val="28"/>
-                      <w:szCs w:val="28"/>
-                      <w:lang w:eastAsia="zh-CN"/>
-                    </w:rPr>
-                  </w:pPr>
-                  <w:r>
-                    <w:rPr>
-                      <w:rFonts w:ascii="Times New Roman" w:eastAsia="Calibri" w:hAnsi="Times New Roman" w:cs="Times New Roman"/>
-                      <w:sz w:val="28"/>
-                      <w:szCs w:val="28"/>
-                    </w:rPr>
-                    <w:t>Trực tiếp trên GTGT</w:t>
-                  </w:r>
-                </w:p>
-              </w:tc>
-              <w:tc>
-                <w:tcPr>
-                  <w:tcW w:w="919" w:type="dxa"/>
-                  <w:shd w:val="clear" w:color="auto" w:fill="auto"/>
-                </w:tcPr>
-                <w:p>
-                  <w:pPr>
-                    <w:suppressAutoHyphens/>
-                    <w:spacing w:before="120" w:after="0" w:line="240" w:lineRule="auto"/>
-                    <w:jc w:val="both"/>
-                    <w:rPr>
-                      <w:rFonts w:ascii="Times New Roman" w:eastAsia="Times New Roman" w:hAnsi="Times New Roman" w:cs="Times New Roman"/>
-                      <w:sz w:val="28"/>
-                      <w:szCs w:val="28"/>
-                      <w:lang w:eastAsia="zh-CN"/>
-                    </w:rPr>
-                  </w:pPr>
-                  <w:r>
-                    <w:rPr>
-                      <w:rFonts w:ascii="Times New Roman" w:eastAsia="Calibri" w:hAnsi="Times New Roman" w:cs="Times New Roman"/>
-                      <w:noProof/>
-                      <w:sz w:val="20"/>
-                      <w:szCs w:val="20"/>
-                    </w:rPr>
-                    <mc:AlternateContent>
-                      <mc:Choice Requires="wps">
-                        <w:drawing>
-                          <wp:anchor distT="0" distB="0" distL="114300" distR="114300" simplePos="0" relativeHeight="251692032" behindDoc="0" locked="0" layoutInCell="1" allowOverlap="1" wp14:anchorId="0C3960D8" wp14:editId="1044E92E">
-                            <wp:simplePos x="0" y="0"/>
-                            <wp:positionH relativeFrom="column">
-                              <wp:posOffset>121920</wp:posOffset>
-                            </wp:positionH>
-                            <wp:positionV relativeFrom="paragraph">
-                              <wp:posOffset>6985</wp:posOffset>
-                            </wp:positionV>
-                            <wp:extent cx="259715" cy="234950"/>
-                            <wp:effectExtent l="0" t="0" r="6985" b="0"/>
-                            <wp:wrapNone/>
-                            <wp:docPr id="2141677826" name="Rectangle 92"/>
-                            <wp:cNvGraphicFramePr>
-                              <a:graphicFrameLocks xmlns:a="http://schemas.openxmlformats.org/drawingml/2006/main"/>
-                            </wp:cNvGraphicFramePr>
-                            <a:graphic xmlns:a="http://schemas.openxmlformats.org/drawingml/2006/main">
-                              <a:graphicData uri="http://schemas.microsoft.com/office/word/2010/wordprocessingShape">
-                                <wps:wsp>
-                                  <wps:cNvSpPr>
-                                    <a:spLocks noChangeArrowheads="1"/>
-                                  </wps:cNvSpPr>
-                                  <wps:spPr bwMode="auto">
-                                    <a:xfrm>
-                                      <a:off x="0" y="0"/>
-                                      <a:ext cx="259715" cy="234950"/>
-                                    </a:xfrm>
-                                    <a:prstGeom prst="rect">
-                                      <a:avLst/>
-                                    </a:prstGeom>
-                                    <a:solidFill>
-                                      <a:srgbClr val="FFFFFF"/>
-                                    </a:solidFill>
-                                    <a:ln w="9360" cap="sq">
-                                      <a:solidFill>
-                                        <a:srgbClr val="000000"/>
-                                      </a:solidFill>
-                                      <a:miter lim="800000"/>
-                                      <a:headEnd/>
-                                      <a:tailEnd/>
-                                    </a:ln>
-                                  </wps:spPr>
-                                  <wps:bodyPr rot="0" vert="horz" wrap="none" lIns="91440" tIns="45720" rIns="91440" bIns="45720" anchor="ctr" anchorCtr="0" upright="1">
-                                    <a:noAutofit/>
-                                  </wps:bodyPr>
-                                </wps:wsp>
-                              </a:graphicData>
-                            </a:graphic>
-                            <wp14:sizeRelH relativeFrom="page">
-                              <wp14:pctWidth>0</wp14:pctWidth>
-                            </wp14:sizeRelH>
-                            <wp14:sizeRelV relativeFrom="page">
-                              <wp14:pctHeight>0</wp14:pctHeight>
-                            </wp14:sizeRelV>
-                          </wp:anchor>
-                        </w:drawing>
-                      </mc:Choice>
-                      <mc:Fallback>
-                        <w:pict>
-                          <v:rect w14:anchorId="02052C98" id="Rectangle 92" o:spid="_x0000_s1026" style="position:absolute;margin-left:9.6pt;margin-top:.55pt;width:20.45pt;height:18.5pt;z-index:251692032;visibility:visible;mso-wrap-style:none;mso-width-percent:0;mso-height-percent:0;mso-wrap-distance-left:9pt;mso-wrap-distance-top:0;mso-wrap-distance-right:9pt;mso-wrap-distance-bottom:0;mso-position-horizontal:absolute;mso-position-horizontal-relative:text;mso-position-vertical:absolute;mso-position-vertical-relative:text;mso-width-percent:0;mso-height-percent:0;mso-width-relative:page;mso-height-relative:page;v-text-anchor:middle" o:gfxdata="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" strokeweight=".26mm">
-                            <v:stroke endcap="square"/>
-                          </v:rect>
-                        </w:pict>
-                      </mc:Fallback>
-                    </mc:AlternateContent>
-                  </w:r>
-                </w:p>
-              </w:tc>
-            </w:tr>
-            <w:tr>
-              <w:tc>
-                <w:tcPr>
-                  <w:tcW w:w="6651" w:type="dxa"/>
-                  <w:shd w:val="clear" w:color="auto" w:fill="auto"/>
-                </w:tcPr>
-                <w:p>
-                  <w:pPr>
-                    <w:suppressAutoHyphens/>
-                    <w:spacing w:before="120" w:after="0" w:line="240" w:lineRule="auto"/>
-                    <w:jc w:val="both"/>
-                    <w:rPr>
-                      <w:rFonts w:ascii="Times New Roman" w:eastAsia="Times New Roman" w:hAnsi="Times New Roman" w:cs="Times New Roman"/>
-                      <w:sz w:val="28"/>
-                      <w:szCs w:val="28"/>
-                      <w:lang w:eastAsia="zh-CN"/>
-                    </w:rPr>
-                  </w:pPr>
-                  <w:r>
-                    <w:rPr>
-                      <w:rFonts w:ascii="Times New Roman" w:eastAsia="Calibri" w:hAnsi="Times New Roman" w:cs="Times New Roman"/>
-                      <w:sz w:val="28"/>
-                      <w:szCs w:val="28"/>
-                    </w:rPr>
-                    <w:t>Trực tiếp trên doanh số</w:t>
-                  </w:r>
-                </w:p>
-              </w:tc>
-              <w:tc>
-                <w:tcPr>
-                  <w:tcW w:w="919" w:type="dxa"/>
-                  <w:shd w:val="clear" w:color="auto" w:fill="auto"/>
-                </w:tcPr>
-                <w:p>
-                  <w:pPr>
-                    <w:suppressAutoHyphens/>
-                    <w:spacing w:before="120" w:after="0" w:line="240" w:lineRule="auto"/>
-                    <w:jc w:val="both"/>
-                    <w:rPr>
-                      <w:rFonts w:ascii="Times New Roman" w:eastAsia="Times New Roman" w:hAnsi="Times New Roman" w:cs="Times New Roman"/>
-                      <w:sz w:val="28"/>
-                      <w:szCs w:val="28"/>
-                      <w:lang w:eastAsia="zh-CN"/>
-                    </w:rPr>
-                  </w:pPr>
-                  <w:r>
-                    <w:rPr>
-                      <w:rFonts w:ascii="Times New Roman" w:eastAsia="Calibri" w:hAnsi="Times New Roman" w:cs="Times New Roman"/>
-                      <w:noProof/>
-                      <w:sz w:val="20"/>
-                      <w:szCs w:val="20"/>
-                    </w:rPr>
-                    <mc:AlternateContent>
-                      <mc:Choice Requires="wps">
-                        <w:drawing>
-                          <wp:anchor distT="0" distB="0" distL="114300" distR="114300" simplePos="0" relativeHeight="251693056" behindDoc="0" locked="0" layoutInCell="1" allowOverlap="1" wp14:anchorId="3EB251B8" wp14:editId="59F5C8AC">
-                            <wp:simplePos x="0" y="0"/>
-                            <wp:positionH relativeFrom="column">
-                              <wp:posOffset>121920</wp:posOffset>
-                            </wp:positionH>
-                            <wp:positionV relativeFrom="paragraph">
-                              <wp:posOffset>18415</wp:posOffset>
-                            </wp:positionV>
-                            <wp:extent cx="259715" cy="234950"/>
-                            <wp:effectExtent l="0" t="0" r="6985" b="0"/>
-                            <wp:wrapNone/>
-                            <wp:docPr id="2122575974" name="Rectangle 91"/>
-                            <wp:cNvGraphicFramePr>
-                              <a:graphicFrameLocks xmlns:a="http://schemas.openxmlformats.org/drawingml/2006/main"/>
-                            </wp:cNvGraphicFramePr>
-                            <a:graphic xmlns:a="http://schemas.openxmlformats.org/drawingml/2006/main">
-                              <a:graphicData uri="http://schemas.microsoft.com/office/word/2010/wordprocessingShape">
-                                <wps:wsp>
-                                  <wps:cNvSpPr>
-                                    <a:spLocks noChangeArrowheads="1"/>
-                                  </wps:cNvSpPr>
-                                  <wps:spPr bwMode="auto">
-                                    <a:xfrm>
-                                      <a:off x="0" y="0"/>
-                                      <a:ext cx="259715" cy="234950"/>
-                                    </a:xfrm>
-                                    <a:prstGeom prst="rect">
-                                      <a:avLst/>
-                                    </a:prstGeom>
-                                    <a:solidFill>
-                                      <a:srgbClr val="FFFFFF"/>
-                                    </a:solidFill>
-                                    <a:ln w="9360" cap="sq">
-                                      <a:solidFill>
-                                        <a:srgbClr val="000000"/>
-                                      </a:solidFill>
-                                      <a:miter lim="800000"/>
-                                      <a:headEnd/>
-                                      <a:tailEnd/>
-                                    </a:ln>
-                                  </wps:spPr>
-                                  <wps:bodyPr rot="0" vert="horz" wrap="none" lIns="91440" tIns="45720" rIns="91440" bIns="45720" anchor="ctr" anchorCtr="0" upright="1">
-                                    <a:noAutofit/>
-                                  </wps:bodyPr>
-                                </wps:wsp>
-                              </a:graphicData>
-                            </a:graphic>
-                            <wp14:sizeRelH relativeFrom="page">
-                              <wp14:pctWidth>0</wp14:pctWidth>
-                            </wp14:sizeRelH>
-                            <wp14:sizeRelV relativeFrom="page">
-                              <wp14:pctHeight>0</wp14:pctHeight>
-                            </wp14:sizeRelV>
-                          </wp:anchor>
-                        </w:drawing>
-                      </mc:Choice>
-                      <mc:Fallback>
-                        <w:pict>
-                          <v:rect w14:anchorId="4C678646" id="Rectangle 91" o:spid="_x0000_s1026" style="position:absolute;margin-left:9.6pt;margin-top:1.45pt;width:20.45pt;height:18.5pt;z-index:251693056;visibility:visible;mso-wrap-style:none;mso-width-percent:0;mso-height-percent:0;mso-wrap-distance-left:9pt;mso-wrap-distance-top:0;mso-wrap-distance-right:9pt;mso-wrap-distance-bottom:0;mso-position-horizontal:absolute;mso-position-horizontal-relative:text;mso-position-vertical:absolute;mso-position-vertical-relative:text;mso-width-percent:0;mso-height-percent:0;mso-width-relative:page;mso-height-relative:page;v-text-anchor:middle" o:gfxdata="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" strokeweight=".26mm">
-                            <v:stroke endcap="square"/>
-                          </v:rect>
-                        </w:pict>
-                      </mc:Fallback>
-                    </mc:AlternateContent>
-                  </w:r>
-                </w:p>
-              </w:tc>
-            </w:tr>
-            <w:tr>
-              <w:tc>
-                <w:tcPr>
-                  <w:tcW w:w="6651" w:type="dxa"/>
-                  <w:shd w:val="clear" w:color="auto" w:fill="auto"/>
-                </w:tcPr>
-                <w:p>
-                  <w:pPr>
-                    <w:suppressAutoHyphens/>
-                    <w:spacing w:before="120" w:after="0" w:line="240" w:lineRule="auto"/>
-                    <w:jc w:val="both"/>
-                    <w:rPr>
-                      <w:rFonts w:ascii="Times New Roman" w:eastAsia="Times New Roman" w:hAnsi="Times New Roman" w:cs="Times New Roman"/>
-                      <w:sz w:val="28"/>
-                      <w:szCs w:val="28"/>
-                      <w:lang w:eastAsia="zh-CN"/>
-                    </w:rPr>
-                  </w:pPr>
-                  <w:r>
-                    <w:rPr>
-                      <w:rFonts w:ascii="Times New Roman" w:eastAsia="Calibri" w:hAnsi="Times New Roman" w:cs="Times New Roman"/>
-                      <w:sz w:val="28"/>
-                      <w:szCs w:val="28"/>
-                    </w:rPr>
-                    <w:t>Không phải nộp thuế GTGT</w:t>
-                  </w:r>
-                </w:p>
-              </w:tc>
-              <w:tc>
-                <w:tcPr>
-                  <w:tcW w:w="919" w:type="dxa"/>
-                  <w:shd w:val="clear" w:color="auto" w:fill="auto"/>
-                </w:tcPr>
-                <w:p>
-                  <w:pPr>
-                    <w:suppressAutoHyphens/>
-                    <w:spacing w:before="120" w:after="0" w:line="240" w:lineRule="auto"/>
-                    <w:jc w:val="both"/>
-                    <w:rPr>
-                      <w:rFonts w:ascii="Times New Roman" w:eastAsia="Times New Roman" w:hAnsi="Times New Roman" w:cs="Times New Roman"/>
-                      <w:sz w:val="28"/>
-                      <w:szCs w:val="28"/>
-                      <w:lang w:eastAsia="zh-CN"/>
-                    </w:rPr>
-                  </w:pPr>
-                  <w:r>
-                    <w:rPr>
-                      <w:rFonts w:ascii="Times New Roman" w:eastAsia="Calibri" w:hAnsi="Times New Roman" w:cs="Times New Roman"/>
-                      <w:noProof/>
-                      <w:sz w:val="20"/>
-                      <w:szCs w:val="20"/>
-                    </w:rPr>
-                    <mc:AlternateContent>
-                      <mc:Choice Requires="wps">
-                        <w:drawing>
-                          <wp:anchor distT="0" distB="0" distL="114300" distR="114300" simplePos="0" relativeHeight="251694080" behindDoc="0" locked="0" layoutInCell="1" allowOverlap="1" wp14:anchorId="45205D9A" wp14:editId="05B3C519">
-                            <wp:simplePos x="0" y="0"/>
-                            <wp:positionH relativeFrom="column">
-                              <wp:posOffset>121920</wp:posOffset>
-                            </wp:positionH>
-                            <wp:positionV relativeFrom="paragraph">
-                              <wp:posOffset>25400</wp:posOffset>
-                            </wp:positionV>
-                            <wp:extent cx="259715" cy="234950"/>
-                            <wp:effectExtent l="0" t="0" r="6985" b="0"/>
-                            <wp:wrapNone/>
-                            <wp:docPr id="843398532" name="Rectangle 90"/>
-                            <wp:cNvGraphicFramePr>
-                              <a:graphicFrameLocks xmlns:a="http://schemas.openxmlformats.org/drawingml/2006/main"/>
-                            </wp:cNvGraphicFramePr>
-                            <a:graphic xmlns:a="http://schemas.openxmlformats.org/drawingml/2006/main">
-                              <a:graphicData uri="http://schemas.microsoft.com/office/word/2010/wordprocessingShape">
-                                <wps:wsp>
-                                  <wps:cNvSpPr>
-                                    <a:spLocks noChangeArrowheads="1"/>
-                                  </wps:cNvSpPr>
-                                  <wps:spPr bwMode="auto">
-                                    <a:xfrm>
-                                      <a:off x="0" y="0"/>
-                                      <a:ext cx="259715" cy="234950"/>
-                                    </a:xfrm>
-                                    <a:prstGeom prst="rect">
-                                      <a:avLst/>
-                                    </a:prstGeom>
-                                    <a:solidFill>
-                                      <a:srgbClr val="FFFFFF"/>
-                                    </a:solidFill>
-                                    <a:ln w="9360" cap="sq">
-                                      <a:solidFill>
-                                        <a:srgbClr val="000000"/>
-                                      </a:solidFill>
-                                      <a:miter lim="800000"/>
-                                      <a:headEnd/>
-                                      <a:tailEnd/>
-                                    </a:ln>
-                                  </wps:spPr>
-                                  <wps:bodyPr rot="0" vert="horz" wrap="none" lIns="91440" tIns="45720" rIns="91440" bIns="45720" anchor="ctr" anchorCtr="0" upright="1">
-                                    <a:noAutofit/>
-                                  </wps:bodyPr>
-                                </wps:wsp>
-                              </a:graphicData>
-                            </a:graphic>
-                            <wp14:sizeRelH relativeFrom="page">
-                              <wp14:pctWidth>0</wp14:pctWidth>
-                            </wp14:sizeRelH>
-                            <wp14:sizeRelV relativeFrom="page">
-                              <wp14:pctHeight>0</wp14:pctHeight>
-                            </wp14:sizeRelV>
-                          </wp:anchor>
-                        </w:drawing>
-                      </mc:Choice>
-                      <mc:Fallback>
-                        <w:pict>
-                          <v:rect w14:anchorId="276F2B15" id="Rectangle 90" o:spid="_x0000_s1026" style="position:absolute;margin-left:9.6pt;margin-top:2pt;width:20.45pt;height:18.5pt;z-index:251694080;visibility:visible;mso-wrap-style:none;mso-width-percent:0;mso-height-percent:0;mso-wrap-distance-left:9pt;mso-wrap-distance-top:0;mso-wrap-distance-right:9pt;mso-wrap-distance-bottom:0;mso-position-horizontal:absolute;mso-position-horizontal-relative:text;mso-position-vertical:absolute;mso-position-vertical-relative:text;mso-width-percent:0;mso-height-percent:0;mso-width-relative:page;mso-height-relative:page;v-text-anchor:middle" o:gfxdata="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" strokeweight=".26mm">
-                            <v:stroke endcap="square"/>
-                          </v:rect>
-                        </w:pict>
-                      </mc:Fallback>
-                    </mc:AlternateContent>
-                  </w:r>
-                </w:p>
-              </w:tc>
-            </w:tr>
-          </w:tbl>
-          <w:p>
-            <w:pPr>
-              <w:spacing w:before="20" w:after="20" w:line="240" w:lineRule="auto"/>
-              <w:rPr>
-                <w:rFonts w:ascii="Times New Roman" w:eastAsia="Calibri" w:hAnsi="Times New Roman" w:cs="Times New Roman"/>
-                <w:sz w:val="28"/>
-                <w:szCs w:val="28"/>
-              </w:rPr>
-            </w:pPr>
-          </w:p>
-        </w:tc>
-      </w:tr>
-    </w:tbl>
-    <w:p>
-      <w:pPr>
-        <w:spacing w:before="60" w:after="60" w:line="240" w:lineRule="auto"/>
-        <w:ind w:firstLine="709"/>
-        <w:jc w:val="both"/>
-        <w:rPr>
-          <w:rFonts w:ascii="Times New Roman" w:eastAsia="Calibri" w:hAnsi="Times New Roman" w:cs="Times New Roman"/>
-          <w:b/>
-          <w:bCs/>
-          <w:kern w:val="28"/>
-          <w:sz w:val="28"/>
-          <w:szCs w:val="32"/>
-          <w:lang w:eastAsia="x-none"/>
-        </w:rPr>
-      </w:pPr>
-    </w:p>
-    <w:p>
-      <w:pPr>
         <w:spacing w:before="120" w:after="240" w:line="276" w:lineRule="auto"/>
         <w:ind w:firstLine="709"/>
         <w:jc w:val="both"/>
@@ -6642,18 +3878,6 @@
           <w:szCs w:val="28"/>
         </w:rPr>
       </w:pPr>
-      <w:r>
-        <w:rPr>
-          <w:rFonts w:ascii="Times New Roman" w:eastAsia="Calibri" w:hAnsi="Times New Roman" w:cs="Times New Roman"/>
-          <w:b/>
-          <w:bCs/>
-          <w:kern w:val="28"/>
-          <w:sz w:val="28"/>
-          <w:szCs w:val="32"/>
-          <w:lang w:eastAsia="x-none"/>
-        </w:rPr>
-        <w:br w:type="page"/>
-      </w:r>
     </w:p>
     <w:p>
       <w:pPr>
@@ -6684,6 +3908,7 @@
           <w:sz w:val="28"/>
           <w:szCs w:val="28"/>
         </w:rPr>
+        <w:lastRenderedPageBreak/>
         <w:t>THÔNG BÁO THAY ĐỔI THÔNG TIN VỀ CHỦ SỞ HỮU HƯỞNG LỢI CỦA DOANH NGHIỆP/THÔNG BÁO THAY ĐỔI THÔNG TIN ĐỂ XÁC ĐỊNH CHỦ SỞ HỮU HƯỞNG LỢI</w:t>
       </w:r>
     </w:p>
@@ -7076,7 +4301,7 @@
           <w:vertAlign w:val="superscript"/>
           <w:lang w:val="vi-VN" w:eastAsia="x-none"/>
         </w:rPr>
-        <w:footnoteReference w:customMarkFollows="1" w:id="7"/>
+        <w:footnoteReference w:customMarkFollows="1" w:id="3"/>
         <w:t>1</w:t>
       </w:r>
     </w:p>
@@ -7109,7 +4334,31 @@
           <w:szCs w:val="28"/>
           <w:lang w:val="vi-VN" w:eastAsia="x-none"/>
         </w:rPr>
-        <w:t>Cập nhật địa chỉ công ty vì sáp nhập tỉnh thành: Thửa đất số 12, Tờ bản đồ số 110, Khu phố Bình Thuận 2, Phường Thuận Giao, Thành phố Hồ Chí Minh</w:t>
+        <w:t xml:space="preserve">Cập nhật địa chỉ trụ sở, địa chỉ nhận thông báo thuế do sáp nhập tỉnh thành: Số 12/1 Đường Khánh Bình 41, Tổ 2, Phường Tân Hiệp, </w:t>
+      </w:r>
+      <w:r>
+        <w:rPr>
+          <w:rFonts w:ascii="Times New Roman" w:eastAsia="Times New Roman" w:hAnsi="Times New Roman" w:cs="Times New Roman"/>
+          <w:bCs/>
+          <w:noProof/>
+          <w:sz w:val="28"/>
+          <w:szCs w:val="28"/>
+          <w:lang w:eastAsia="x-none"/>
+        </w:rPr>
+        <w:t>t</w:t>
+      </w:r>
+      <w:bookmarkStart w:id="7" w:name="_GoBack"/>
+      <w:bookmarkEnd w:id="7"/>
+      <w:r>
+        <w:rPr>
+          <w:rFonts w:ascii="Times New Roman" w:eastAsia="Times New Roman" w:hAnsi="Times New Roman" w:cs="Times New Roman"/>
+          <w:bCs/>
+          <w:noProof/>
+          <w:sz w:val="28"/>
+          <w:szCs w:val="28"/>
+          <w:lang w:val="vi-VN" w:eastAsia="x-none"/>
+        </w:rPr>
+        <w:t>hành phố Hồ Chí Minh, Việt Nam</w:t>
       </w:r>
     </w:p>
     <w:p>
@@ -7141,8 +4390,69 @@
           <w:szCs w:val="28"/>
           <w:lang w:val="vi-VN" w:eastAsia="x-none"/>
         </w:rPr>
-        <w:t>Cập nhật thông tin căn cước, địa chỉ ông PHẠM MINH KHANG;CCCD số: 042084000413, ngày cấp: 10/08/2024; Địa chỉ liên lạc: N34 Khu phố 4, Phường Đông Hưng Thuận, Thành phố Hồ Chí Minh, Việt Nam</w:t>
-      </w:r>
+        <w:t>Cập nhật địa chỉ ông/bà NGUYỄN VĂN TÍNH do sáp nhậ</w:t>
+      </w:r>
+      <w:r>
+        <w:rPr>
+          <w:rFonts w:ascii="Times New Roman" w:eastAsia="Times New Roman" w:hAnsi="Times New Roman" w:cs="Times New Roman"/>
+          <w:bCs/>
+          <w:noProof/>
+          <w:sz w:val="28"/>
+          <w:szCs w:val="28"/>
+          <w:lang w:eastAsia="x-none"/>
+        </w:rPr>
+        <w:t>p</w:t>
+      </w:r>
+      <w:r>
+        <w:rPr>
+          <w:rFonts w:ascii="Times New Roman" w:eastAsia="Times New Roman" w:hAnsi="Times New Roman" w:cs="Times New Roman"/>
+          <w:bCs/>
+          <w:noProof/>
+          <w:sz w:val="28"/>
+          <w:szCs w:val="28"/>
+          <w:lang w:val="vi-VN" w:eastAsia="x-none"/>
+        </w:rPr>
+        <w:t xml:space="preserve"> tỉnh thành: Số 350/21/60 Khu Phố 26, Phường An Phú Đông, </w:t>
+      </w:r>
+      <w:r>
+        <w:rPr>
+          <w:rFonts w:ascii="Times New Roman" w:eastAsia="Times New Roman" w:hAnsi="Times New Roman" w:cs="Times New Roman"/>
+          <w:bCs/>
+          <w:noProof/>
+          <w:sz w:val="28"/>
+          <w:szCs w:val="28"/>
+          <w:lang w:eastAsia="x-none"/>
+        </w:rPr>
+        <w:t>thành phố</w:t>
+      </w:r>
+      <w:r>
+        <w:rPr>
+          <w:rFonts w:ascii="Times New Roman" w:eastAsia="Times New Roman" w:hAnsi="Times New Roman" w:cs="Times New Roman"/>
+          <w:bCs/>
+          <w:noProof/>
+          <w:sz w:val="28"/>
+          <w:szCs w:val="28"/>
+          <w:lang w:val="vi-VN" w:eastAsia="x-none"/>
+        </w:rPr>
+        <w:t xml:space="preserve"> Hồ Chí Minh; Cập nhật ngày sinh ông NGUYỄN VĂN TÍNH trong thông tin thành viên 01/01/1985</w:t>
+      </w:r>
+    </w:p>
+    <w:p>
+      <w:pPr>
+        <w:pStyle w:val="ListParagraph"/>
+        <w:keepNext/>
+        <w:keepLines/>
+        <w:spacing w:before="480" w:after="0" w:line="276" w:lineRule="auto"/>
+        <w:outlineLvl w:val="0"/>
+        <w:rPr>
+          <w:rFonts w:ascii="Times New Roman" w:eastAsia="Times New Roman" w:hAnsi="Times New Roman" w:cs="Times New Roman"/>
+          <w:bCs/>
+          <w:noProof/>
+          <w:sz w:val="28"/>
+          <w:szCs w:val="28"/>
+          <w:lang w:val="vi-VN" w:eastAsia="x-none"/>
+        </w:rPr>
+      </w:pPr>
       <w:r>
         <w:rPr>
           <w:rFonts w:ascii="Times New Roman" w:eastAsia="Times New Roman" w:hAnsi="Times New Roman" w:cs="Times New Roman"/>
@@ -7486,7 +4796,7 @@
           </mc:Choice>
           <mc:Fallback>
             <w:pict>
-              <v:rect w14:anchorId="2B3BC33A" id="Rectangle 577" o:spid="_x0000_s1032" style="position:absolute;left:0;text-align:left;margin-left:0;margin-top:-5.35pt;width:26.25pt;height:22.3pt;z-index:251662336;visibility:visible;mso-wrap-style:square;mso-width-percent:0;mso-height-percent:0;mso-wrap-distance-left:9pt;mso-wrap-distance-top:0;mso-wrap-distance-right:9pt;mso-wrap-distance-bottom:0;mso-position-horizontal:left;mso-position-horizontal-relative:margin;mso-position-vertical:absolute;mso-position-vertical-relative:text;mso-width-percent:0;mso-height-percent:0;mso-width-relative:page;mso-height-relative:page;v-text-anchor:top" o:gfxdata="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">
+              <v:rect w14:anchorId="2B3BC33A" id="Rectangle 577" o:spid="_x0000_s1029" style="position:absolute;left:0;text-align:left;margin-left:0;margin-top:-5.35pt;width:26.25pt;height:22.3pt;z-index:251662336;visibility:visible;mso-wrap-style:square;mso-width-percent:0;mso-height-percent:0;mso-wrap-distance-left:9pt;mso-wrap-distance-top:0;mso-wrap-distance-right:9pt;mso-wrap-distance-bottom:0;mso-position-horizontal:left;mso-position-horizontal-relative:margin;mso-position-vertical:absolute;mso-position-vertical-relative:text;mso-width-percent:0;mso-height-percent:0;mso-width-relative:page;mso-height-relative:page;v-text-anchor:top" o:gfxdata="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">
                 <v:textbox>
                   <w:txbxContent>
                     <w:p>
@@ -7938,7 +5248,7 @@
                 <w:vertAlign w:val="superscript"/>
                 <w:lang w:val="nl-NL"/>
               </w:rPr>
-              <w:footnoteReference w:customMarkFollows="1" w:id="8"/>
+              <w:footnoteReference w:customMarkFollows="1" w:id="4"/>
               <w:t>1</w:t>
             </w:r>
             <w:r>
@@ -8043,10 +5353,10 @@
             <w:r>
               <w:rPr>
                 <w:rFonts w:ascii="Times New Roman" w:eastAsia="Times New Roman" w:hAnsi="Times New Roman" w:cs="Times New Roman"/>
-                <w:sz w:val="26"/>
-                <w:szCs w:val="26"/>
-              </w:rPr>
-              <w:t>NGUYỄN CHÍ THIỆN</w:t>
+                <w:sz w:val="24"/>
+                <w:szCs w:val="24"/>
+              </w:rPr>
+              <w:t>NGUYỄN VĂN TÍNH</w:t>
             </w:r>
           </w:p>
           <w:p>
@@ -8240,151 +5550,11 @@
         <w:rPr>
           <w:spacing w:val="-10"/>
         </w:rPr>
-        <w:t xml:space="preserve"> Trường hợp doanh nghiệp kê khai hình thức hạch toán là Hạch toán độc lập tại chỉ tiêu 5 thì bắt buộc phải kê khai thông tin về Kế toán trưởng/phụ trách kế toán tại chỉ tiêu 2.</w:t>
+        <w:t xml:space="preserve"> Trường hợp cập nhật, bổ sung thông tin đăng ký hoạt động chi nhánh/văn phòng đại diện/địa điểm kinh doanh sử dụng Mẫu số 19 Phụ lục I Thông tư này, không sử dụng mẫu này.</w:t>
       </w:r>
     </w:p>
   </w:footnote>
   <w:footnote w:id="4">
-    <w:p>
-      <w:pPr>
-        <w:pStyle w:val="FootnoteText"/>
-        <w:jc w:val="both"/>
-        <w:rPr>
-          <w:spacing w:val="-10"/>
-        </w:rPr>
-      </w:pPr>
-      <w:r>
-        <w:rPr>
-          <w:rStyle w:val="FootnoteReference"/>
-          <w:spacing w:val="-10"/>
-        </w:rPr>
-        <w:t>2</w:t>
-      </w:r>
-      <w:r>
-        <w:rPr>
-          <w:spacing w:val="-10"/>
-        </w:rPr>
-        <w:t xml:space="preserve"> Trường hợp doanh nghiệp được cấp Giấy chứng nhận đăng ký doanh nghiệp sau ngày bắt đầu hoạt động đã kê khai thì ngày bắt đầu hoạt động là ngày doanh nghiệp được cấp Giấy chứng nhận đăng ký doanh nghiệp.</w:t>
-      </w:r>
-    </w:p>
-  </w:footnote>
-  <w:footnote w:id="5">
-    <w:p>
-      <w:pPr>
-        <w:pStyle w:val="FootnoteText"/>
-        <w:jc w:val="both"/>
-        <w:rPr>
-          <w:spacing w:val="-10"/>
-        </w:rPr>
-      </w:pPr>
-      <w:r>
-        <w:rPr>
-          <w:rStyle w:val="FootnoteReference"/>
-          <w:spacing w:val="-10"/>
-        </w:rPr>
-        <w:t>3</w:t>
-      </w:r>
-      <w:r>
-        <w:rPr>
-          <w:spacing w:val="-10"/>
-        </w:rPr>
-        <w:t xml:space="preserve"> - Trường hợp niên độ kế toán theo năm dương lịch thì ghi từ ngày 01/01 đến ngày 31/12. </w:t>
-      </w:r>
-    </w:p>
-    <w:p>
-      <w:pPr>
-        <w:pStyle w:val="FootnoteText"/>
-        <w:jc w:val="both"/>
-        <w:rPr>
-          <w:spacing w:val="-10"/>
-        </w:rPr>
-      </w:pPr>
-      <w:r>
-        <w:rPr>
-          <w:spacing w:val="-10"/>
-        </w:rPr>
-        <w:t xml:space="preserve">- Trường hợp niên độ kế toán theo năm tài chính khác năm dương lịch thì ghi ngày, tháng bắt đầu niên độ kế toán là ngày đầu tiên của quý; ngày, tháng kết thúc niên độ kế toán là ngày cuối cùng của quý. </w:t>
-      </w:r>
-    </w:p>
-    <w:p>
-      <w:pPr>
-        <w:pStyle w:val="FootnoteText"/>
-        <w:jc w:val="both"/>
-        <w:rPr>
-          <w:spacing w:val="-10"/>
-        </w:rPr>
-      </w:pPr>
-      <w:r>
-        <w:rPr>
-          <w:spacing w:val="-10"/>
-        </w:rPr>
-        <w:t>- Tổng thời gian từ ngày bắt đầu đến ngày kết thúc niên độ kế toán phải đủ 12 tháng hoặc 4 quý liên tiếp.</w:t>
-      </w:r>
-    </w:p>
-  </w:footnote>
-  <w:footnote w:id="6">
-    <w:p>
-      <w:pPr>
-        <w:pStyle w:val="FootnoteText"/>
-        <w:jc w:val="both"/>
-        <w:rPr>
-          <w:spacing w:val="-10"/>
-        </w:rPr>
-      </w:pPr>
-      <w:r>
-        <w:rPr>
-          <w:rStyle w:val="FootnoteReference"/>
-          <w:spacing w:val="-10"/>
-        </w:rPr>
-        <w:t>4</w:t>
-      </w:r>
-      <w:r>
-        <w:rPr>
-          <w:spacing w:val="-10"/>
-        </w:rPr>
-        <w:t xml:space="preserve"> Doanh nghiệp căn cứ vào quy định của pháp luật về thuế giá trị gia tăng và dự kiến hoạt động kinh doanh của doanh nghiệp để xác định 01 trong 04 phương pháp tính thuế giá trị gia tăng tại chỉ tiêu này, trừ trường hợp doanh nghiệp mua bán, chế tác vàng, bạc, đá quý có thể chọn thêm phương pháp trực tiếp trên GTGT ngoài các phương pháp khác (</w:t>
-      </w:r>
-      <w:r>
-        <w:rPr>
-          <w:i/>
-          <w:iCs/>
-          <w:spacing w:val="-10"/>
-        </w:rPr>
-        <w:t>nếu có</w:t>
-      </w:r>
-      <w:r>
-        <w:rPr>
-          <w:spacing w:val="-10"/>
-        </w:rPr>
-        <w:t>).</w:t>
-      </w:r>
-    </w:p>
-  </w:footnote>
-  <w:footnote w:id="7">
-    <w:p>
-      <w:pPr>
-        <w:pStyle w:val="FootnoteText"/>
-        <w:jc w:val="both"/>
-        <w:rPr>
-          <w:spacing w:val="-10"/>
-        </w:rPr>
-      </w:pPr>
-      <w:r>
-        <w:rPr>
-          <w:rStyle w:val="FootnoteReference"/>
-          <w:spacing w:val="-10"/>
-        </w:rPr>
-        <w:t>1</w:t>
-      </w:r>
-      <w:r>
-        <w:rPr>
-          <w:spacing w:val="-10"/>
-        </w:rPr>
-        <w:t xml:space="preserve"> Trường hợp cập nhật, bổ sung thông tin đăng ký hoạt động chi nhánh/văn phòng đại diện/địa điểm kinh doanh sử dụng Mẫu số 19 Phụ lục I Thông tư này, không sử dụng mẫu này.</w:t>
-      </w:r>
-    </w:p>
-  </w:footnote>
-  <w:footnote w:id="8">
     <w:p>
       <w:pPr>
         <w:pStyle w:val="FootnoteText"/>
@@ -9418,6 +6588,11 @@
       <w:contextualSpacing/>
     </w:pPr>
   </w:style>
+  <w:style w:type="character" w:customStyle="1" w:styleId="lbl">
+    <w:name w:val="lbl"/>
+    <w:basedOn w:val="DefaultParagraphFont"/>
+    <w:rsid w:val="00E408CC"/>
+  </w:style>
 </w:styles>
 </file>
 
